--- a/Interview_questions-part1.docx
+++ b/Interview_questions-part1.docx
@@ -38,7 +38,6 @@
         <w:t xml:space="preserve">Ans: </w:t>
       </w:r>
       <w:proofErr w:type="spellStart"/>
-      <w:proofErr w:type="gramStart"/>
       <w:r>
         <w:rPr>
           <w:lang w:val="en-US"/>
@@ -50,14 +49,7 @@
         <w:rPr>
           <w:lang w:val="en-US"/>
         </w:rPr>
-        <w:t xml:space="preserve">  -</w:t>
-      </w:r>
-      <w:proofErr w:type="gramEnd"/>
-      <w:r>
-        <w:rPr>
-          <w:lang w:val="en-US"/>
-        </w:rPr>
-        <w:t>M -1 username</w:t>
+        <w:t xml:space="preserve">  -M -1 username</w:t>
       </w:r>
     </w:p>
     <w:p>
@@ -261,6 +253,20 @@
           <w:lang w:val="en-US"/>
         </w:rPr>
       </w:pPr>
+      <w:proofErr w:type="spellStart"/>
+      <w:r>
+        <w:rPr>
+          <w:lang w:val="en-US"/>
+        </w:rPr>
+        <w:t>losf</w:t>
+      </w:r>
+      <w:proofErr w:type="spellEnd"/>
+      <w:r>
+        <w:rPr>
+          <w:lang w:val="en-US"/>
+        </w:rPr>
+        <w:t>---list all open files belongs to particular id.</w:t>
+      </w:r>
     </w:p>
     <w:p>
       <w:pPr>
@@ -299,21 +305,7 @@
         <w:rPr>
           <w:lang w:val="en-US"/>
         </w:rPr>
-        <w:t xml:space="preserve">You are in </w:t>
-      </w:r>
-      <w:proofErr w:type="gramStart"/>
-      <w:r>
-        <w:rPr>
-          <w:lang w:val="en-US"/>
-        </w:rPr>
-        <w:t>the  same</w:t>
-      </w:r>
-      <w:proofErr w:type="gramEnd"/>
-      <w:r>
-        <w:rPr>
-          <w:lang w:val="en-US"/>
-        </w:rPr>
-        <w:t xml:space="preserve"> directory</w:t>
+        <w:t>You are in the  same directory</w:t>
       </w:r>
     </w:p>
     <w:p>
@@ -331,21 +323,7 @@
         <w:rPr>
           <w:lang w:val="en-US"/>
         </w:rPr>
-        <w:t xml:space="preserve">Some of the </w:t>
-      </w:r>
-      <w:proofErr w:type="gramStart"/>
-      <w:r>
-        <w:rPr>
-          <w:lang w:val="en-US"/>
-        </w:rPr>
-        <w:t>user</w:t>
-      </w:r>
-      <w:proofErr w:type="gramEnd"/>
-      <w:r>
-        <w:rPr>
-          <w:lang w:val="en-US"/>
-        </w:rPr>
-        <w:t xml:space="preserve"> are present in </w:t>
+        <w:t xml:space="preserve">Some of the user are present in </w:t>
       </w:r>
       <w:proofErr w:type="spellStart"/>
       <w:r>
@@ -371,7 +349,6 @@
         </w:rPr>
       </w:pPr>
       <w:proofErr w:type="spellStart"/>
-      <w:proofErr w:type="gramStart"/>
       <w:r>
         <w:rPr>
           <w:lang w:val="en-US"/>
@@ -379,7 +356,6 @@
         <w:t>Cmd:fuser</w:t>
       </w:r>
       <w:proofErr w:type="spellEnd"/>
-      <w:proofErr w:type="gramEnd"/>
       <w:r>
         <w:rPr>
           <w:lang w:val="en-US"/>
@@ -433,7 +409,6 @@
         <w:tab/>
       </w:r>
       <w:proofErr w:type="spellStart"/>
-      <w:proofErr w:type="gramStart"/>
       <w:r>
         <w:rPr>
           <w:lang w:val="en-US"/>
@@ -445,114 +420,212 @@
         <w:rPr>
           <w:lang w:val="en-US"/>
         </w:rPr>
-        <w:t xml:space="preserve"> :</w:t>
-      </w:r>
-      <w:proofErr w:type="gramEnd"/>
-      <w:r>
-        <w:rPr>
-          <w:lang w:val="en-US"/>
-        </w:rPr>
+        <w:t xml:space="preserve"> : </w:t>
+      </w:r>
+      <w:proofErr w:type="spellStart"/>
+      <w:r>
+        <w:rPr>
+          <w:lang w:val="en-US"/>
+        </w:rPr>
+        <w:t>lsof</w:t>
+      </w:r>
+      <w:proofErr w:type="spellEnd"/>
+      <w:r>
+        <w:rPr>
+          <w:lang w:val="en-US"/>
+        </w:rPr>
+        <w:t xml:space="preserve">  /dev/</w:t>
+      </w:r>
+      <w:proofErr w:type="spellStart"/>
+      <w:r>
+        <w:rPr>
+          <w:lang w:val="en-US"/>
+        </w:rPr>
+        <w:t>sda</w:t>
+      </w:r>
+      <w:proofErr w:type="spellEnd"/>
+    </w:p>
+    <w:p>
+      <w:pPr>
+        <w:rPr>
+          <w:b/>
+          <w:bCs/>
+          <w:lang w:val="en-US"/>
+        </w:rPr>
+      </w:pPr>
+      <w:r>
+        <w:rPr>
+          <w:b/>
+          <w:bCs/>
+          <w:lang w:val="en-US"/>
+        </w:rPr>
+        <w:t xml:space="preserve">      5.  </w:t>
+      </w:r>
+      <w:r>
+        <w:rPr>
+          <w:b/>
+          <w:bCs/>
+          <w:lang w:val="en-US"/>
+        </w:rPr>
+        <w:t xml:space="preserve"> What is the reason if server take more time to reboot?</w:t>
+      </w:r>
+    </w:p>
+    <w:p>
+      <w:pPr>
+        <w:rPr>
+          <w:lang w:val="en-US"/>
+        </w:rPr>
+      </w:pPr>
+      <w:r>
+        <w:rPr>
+          <w:lang w:val="en-US"/>
+        </w:rPr>
+        <w:t xml:space="preserve">         </w:t>
+      </w:r>
+      <w:r>
+        <w:rPr>
+          <w:lang w:val="en-US"/>
+        </w:rPr>
+        <w:t xml:space="preserve">   </w:t>
+      </w:r>
+      <w:r>
+        <w:rPr>
+          <w:lang w:val="en-US"/>
+        </w:rPr>
+        <w:t>Filesystem got corrupt and its ext2</w:t>
+      </w:r>
+    </w:p>
+    <w:p>
+      <w:pPr>
+        <w:rPr>
+          <w:lang w:val="en-US"/>
+        </w:rPr>
+      </w:pPr>
+      <w:r>
+        <w:rPr>
+          <w:lang w:val="en-US"/>
+        </w:rPr>
+        <w:t xml:space="preserve">        Ext2 is not having the journaling feature</w:t>
+      </w:r>
+      <w:r>
+        <w:rPr>
+          <w:lang w:val="en-US"/>
+        </w:rPr>
+        <w:t>.</w:t>
+      </w:r>
+    </w:p>
+    <w:p>
+      <w:pPr>
+        <w:rPr>
+          <w:lang w:val="en-US"/>
+        </w:rPr>
+      </w:pPr>
+    </w:p>
+    <w:p>
+      <w:r>
+        <w:rPr>
+          <w:rFonts w:ascii="Segoe UI Emoji" w:hAnsi="Segoe UI Emoji" w:cs="Segoe UI Emoji"/>
+        </w:rPr>
+        <w:t>👉</w:t>
+      </w:r>
+      <w:r>
         <w:t xml:space="preserve"> </w:t>
       </w:r>
-      <w:proofErr w:type="spellStart"/>
-      <w:proofErr w:type="gramStart"/>
-      <w:r>
-        <w:rPr>
-          <w:lang w:val="en-US"/>
-        </w:rPr>
-        <w:t>lsof</w:t>
-      </w:r>
-      <w:proofErr w:type="spellEnd"/>
-      <w:r>
-        <w:rPr>
-          <w:lang w:val="en-US"/>
-        </w:rPr>
-        <w:t xml:space="preserve">  /</w:t>
-      </w:r>
-      <w:proofErr w:type="gramEnd"/>
-      <w:r>
-        <w:rPr>
-          <w:lang w:val="en-US"/>
-        </w:rPr>
-        <w:t>dev/</w:t>
-      </w:r>
-      <w:proofErr w:type="spellStart"/>
-      <w:r>
-        <w:rPr>
-          <w:lang w:val="en-US"/>
-        </w:rPr>
-        <w:t>sda</w:t>
-      </w:r>
-      <w:proofErr w:type="spellEnd"/>
-    </w:p>
-    <w:p>
-      <w:pPr>
-        <w:rPr>
-          <w:b/>
-          <w:bCs/>
-          <w:lang w:val="en-US"/>
-        </w:rPr>
-      </w:pPr>
-      <w:r>
-        <w:rPr>
-          <w:b/>
-          <w:bCs/>
-          <w:lang w:val="en-US"/>
-        </w:rPr>
-        <w:t xml:space="preserve">      5.  </w:t>
-      </w:r>
-      <w:r>
-        <w:rPr>
-          <w:b/>
-          <w:bCs/>
-          <w:lang w:val="en-US"/>
-        </w:rPr>
-        <w:t xml:space="preserve"> What is the reason if server take more time to reboot?</w:t>
-      </w:r>
-    </w:p>
-    <w:p>
-      <w:pPr>
-        <w:rPr>
-          <w:lang w:val="en-US"/>
-        </w:rPr>
-      </w:pPr>
-      <w:r>
-        <w:rPr>
-          <w:lang w:val="en-US"/>
-        </w:rPr>
-        <w:t xml:space="preserve">         </w:t>
-      </w:r>
-      <w:r>
-        <w:rPr>
-          <w:lang w:val="en-US"/>
-        </w:rPr>
-        <w:t xml:space="preserve">   </w:t>
-      </w:r>
-      <w:r>
-        <w:rPr>
-          <w:lang w:val="en-US"/>
-        </w:rPr>
-        <w:t>Filesystem got corrupt and its ext2</w:t>
-      </w:r>
-    </w:p>
-    <w:p>
-      <w:pPr>
-        <w:rPr>
-          <w:lang w:val="en-US"/>
-        </w:rPr>
-      </w:pPr>
-      <w:r>
-        <w:rPr>
-          <w:lang w:val="en-US"/>
-        </w:rPr>
-        <w:t xml:space="preserve">        Ext2 is not having the journaling feature</w:t>
-      </w:r>
-      <w:r>
-        <w:rPr>
-          <w:lang w:val="en-US"/>
-        </w:rPr>
-        <w:t>.</w:t>
-      </w:r>
+      <w:r>
+        <w:rPr>
+          <w:b/>
+          <w:bCs/>
+        </w:rPr>
+        <w:t>Reason for slow reboot:</w:t>
+      </w:r>
+    </w:p>
+    <w:p>
+      <w:pPr>
+        <w:numPr>
+          <w:ilvl w:val="0"/>
+          <w:numId w:val="15"/>
+        </w:numPr>
+      </w:pPr>
+      <w:r>
+        <w:t>Filesystem corruption after improper shutdown</w:t>
+      </w:r>
+    </w:p>
+    <w:p>
+      <w:pPr>
+        <w:numPr>
+          <w:ilvl w:val="0"/>
+          <w:numId w:val="15"/>
+        </w:numPr>
+      </w:pPr>
+      <w:r>
+        <w:t>Using ext2 filesystem (no journaling)</w:t>
+      </w:r>
+    </w:p>
+    <w:p>
+      <w:pPr>
+        <w:numPr>
+          <w:ilvl w:val="0"/>
+          <w:numId w:val="15"/>
+        </w:numPr>
+      </w:pPr>
+      <w:r>
+        <w:t>System runs full filesystem check (</w:t>
+      </w:r>
+      <w:proofErr w:type="spellStart"/>
+      <w:r>
+        <w:t>fsck</w:t>
+      </w:r>
+      <w:proofErr w:type="spellEnd"/>
+      <w:r>
+        <w:t>), which takes time</w:t>
+      </w:r>
+    </w:p>
+    <w:p>
+      <w:r>
+        <w:rPr>
+          <w:rFonts w:ascii="Segoe UI Emoji" w:hAnsi="Segoe UI Emoji" w:cs="Segoe UI Emoji"/>
+        </w:rPr>
+        <w:t>👉</w:t>
+      </w:r>
+      <w:r>
+        <w:t xml:space="preserve"> </w:t>
+      </w:r>
+      <w:r>
+        <w:rPr>
+          <w:b/>
+          <w:bCs/>
+        </w:rPr>
+        <w:t>Solution:</w:t>
+      </w:r>
+    </w:p>
+    <w:p>
+      <w:pPr>
+        <w:numPr>
+          <w:ilvl w:val="0"/>
+          <w:numId w:val="16"/>
+        </w:numPr>
+      </w:pPr>
+      <w:r>
+        <w:t>Use journaling filesystems like ext3/ext4</w:t>
+      </w:r>
+    </w:p>
+    <w:p>
+      <w:pPr>
+        <w:numPr>
+          <w:ilvl w:val="0"/>
+          <w:numId w:val="16"/>
+        </w:numPr>
+      </w:pPr>
+      <w:r>
+        <w:t>Avoid improper shutdowns</w:t>
+      </w:r>
+    </w:p>
+    <w:p>
+      <w:pPr>
+        <w:rPr>
+          <w:lang w:val="en-US"/>
+        </w:rPr>
+      </w:pPr>
     </w:p>
     <w:p>
       <w:pPr>
@@ -573,61 +646,7 @@
           <w:bCs/>
           <w:lang w:val="en-US"/>
         </w:rPr>
-        <w:t xml:space="preserve">We are trying to create a file under any partition but we are getting </w:t>
-      </w:r>
-      <w:proofErr w:type="gramStart"/>
-      <w:r>
-        <w:rPr>
-          <w:b/>
-          <w:bCs/>
-          <w:lang w:val="en-US"/>
-        </w:rPr>
-        <w:t>permission  denied</w:t>
-      </w:r>
-      <w:proofErr w:type="gramEnd"/>
-      <w:r>
-        <w:rPr>
-          <w:b/>
-          <w:bCs/>
-          <w:lang w:val="en-US"/>
-        </w:rPr>
-        <w:t xml:space="preserve"> </w:t>
-      </w:r>
-      <w:proofErr w:type="gramStart"/>
-      <w:r>
-        <w:rPr>
-          <w:b/>
-          <w:bCs/>
-          <w:lang w:val="en-US"/>
-        </w:rPr>
-        <w:t>error .what</w:t>
-      </w:r>
-      <w:proofErr w:type="gramEnd"/>
-      <w:r>
-        <w:rPr>
-          <w:b/>
-          <w:bCs/>
-          <w:lang w:val="en-US"/>
-        </w:rPr>
-        <w:t xml:space="preserve"> could be reason? </w:t>
-      </w:r>
-      <w:proofErr w:type="gramStart"/>
-      <w:r>
-        <w:rPr>
-          <w:b/>
-          <w:bCs/>
-          <w:lang w:val="en-US"/>
-        </w:rPr>
-        <w:t>However</w:t>
-      </w:r>
-      <w:proofErr w:type="gramEnd"/>
-      <w:r>
-        <w:rPr>
-          <w:b/>
-          <w:bCs/>
-          <w:lang w:val="en-US"/>
-        </w:rPr>
-        <w:t xml:space="preserve"> there is no permission </w:t>
+        <w:t xml:space="preserve">We are trying to create a file under any partition but we are getting permission  denied error .what could be reason? However there is no permission </w:t>
       </w:r>
       <w:r>
         <w:rPr>
@@ -671,14 +690,7 @@
         <w:rPr>
           <w:lang w:val="en-US"/>
         </w:rPr>
-        <w:t xml:space="preserve">I am running out </w:t>
-      </w:r>
-      <w:proofErr w:type="gramStart"/>
-      <w:r>
-        <w:rPr>
-          <w:lang w:val="en-US"/>
-        </w:rPr>
-        <w:t xml:space="preserve">of  </w:t>
+        <w:t xml:space="preserve">I am running out of  </w:t>
       </w:r>
       <w:proofErr w:type="spellStart"/>
       <w:r>
@@ -688,7 +700,6 @@
         <w:t>inode</w:t>
       </w:r>
       <w:proofErr w:type="spellEnd"/>
-      <w:proofErr w:type="gramEnd"/>
     </w:p>
     <w:p>
       <w:pPr>
@@ -825,6 +836,7 @@
         </w:numPr>
       </w:pPr>
       <w:r>
+        <w:lastRenderedPageBreak/>
         <w:t>Pointers to data blocks</w:t>
       </w:r>
     </w:p>
@@ -861,7 +873,7 @@
       </w:pPr>
       <w:r>
         <w:pict w14:anchorId="59713BF6">
-          <v:rect id="_x0000_i1055" style="width:0;height:1.5pt" o:hralign="center" o:hrstd="t" o:hr="t" fillcolor="#a0a0a0" stroked="f"/>
+          <v:rect id="_x0000_i1025" style="width:0;height:1.5pt" o:hralign="center" o:hrstd="t" o:hr="t" fillcolor="#a0a0a0" stroked="f"/>
         </w:pict>
       </w:r>
     </w:p>
@@ -1021,7 +1033,7 @@
       </w:pPr>
       <w:r>
         <w:pict w14:anchorId="6816393C">
-          <v:rect id="_x0000_i1056" style="width:0;height:1.5pt" o:hralign="center" o:hrstd="t" o:hr="t" fillcolor="#a0a0a0" stroked="f"/>
+          <v:rect id="_x0000_i1026" style="width:0;height:1.5pt" o:hralign="center" o:hrstd="t" o:hr="t" fillcolor="#a0a0a0" stroked="f"/>
         </w:pict>
       </w:r>
     </w:p>
@@ -1039,7 +1051,6 @@
           <w:b/>
           <w:bCs/>
         </w:rPr>
-        <w:lastRenderedPageBreak/>
         <w:t>🧪</w:t>
       </w:r>
       <w:r>
@@ -1127,7 +1138,7 @@
       </w:pPr>
       <w:r>
         <w:pict w14:anchorId="379EB014">
-          <v:rect id="_x0000_i1057" style="width:0;height:1.5pt" o:hralign="center" o:hrstd="t" o:hr="t" fillcolor="#a0a0a0" stroked="f"/>
+          <v:rect id="_x0000_i1027" style="width:0;height:1.5pt" o:hralign="center" o:hrstd="t" o:hr="t" fillcolor="#a0a0a0" stroked="f"/>
         </w:pict>
       </w:r>
     </w:p>
@@ -1203,12 +1214,10 @@
         <w:t>/</w:t>
       </w:r>
       <w:proofErr w:type="spellStart"/>
-      <w:proofErr w:type="gramStart"/>
       <w:r>
         <w:t>tmp</w:t>
       </w:r>
       <w:proofErr w:type="spellEnd"/>
-      <w:proofErr w:type="gramEnd"/>
       <w:r>
         <w:t xml:space="preserve"> or /var filled with tiny files</w:t>
       </w:r>
@@ -1219,7 +1228,7 @@
       </w:pPr>
       <w:r>
         <w:pict w14:anchorId="5DD5BDB7">
-          <v:rect id="_x0000_i1058" style="width:0;height:1.5pt" o:hralign="center" o:hrstd="t" o:hr="t" fillcolor="#a0a0a0" stroked="f"/>
+          <v:rect id="_x0000_i1028" style="width:0;height:1.5pt" o:hralign="center" o:hrstd="t" o:hr="t" fillcolor="#a0a0a0" stroked="f"/>
         </w:pict>
       </w:r>
     </w:p>
@@ -1350,7 +1359,7 @@
       </w:pPr>
       <w:r>
         <w:pict w14:anchorId="6BDBF623">
-          <v:rect id="_x0000_i1059" style="width:0;height:1.5pt" o:hralign="center" o:hrstd="t" o:hr="t" fillcolor="#a0a0a0" stroked="f"/>
+          <v:rect id="_x0000_i1029" style="width:0;height:1.5pt" o:hralign="center" o:hrstd="t" o:hr="t" fillcolor="#a0a0a0" stroked="f"/>
         </w:pict>
       </w:r>
     </w:p>
@@ -1530,6 +1539,7 @@
         <w:ind w:left="720"/>
       </w:pPr>
       <w:r>
+        <w:lastRenderedPageBreak/>
         <w:t xml:space="preserve">The </w:t>
       </w:r>
       <w:r>
@@ -1601,7 +1611,7 @@
       </w:pPr>
       <w:r>
         <w:pict w14:anchorId="0EAFF30B">
-          <v:rect id="_x0000_i1089" style="width:0;height:1.5pt" o:hralign="center" o:hrstd="t" o:hr="t" fillcolor="#a0a0a0" stroked="f"/>
+          <v:rect id="_x0000_i1030" style="width:0;height:1.5pt" o:hralign="center" o:hrstd="t" o:hr="t" fillcolor="#a0a0a0" stroked="f"/>
         </w:pict>
       </w:r>
     </w:p>
@@ -1669,7 +1679,6 @@
       </w:pPr>
       <w:proofErr w:type="spellStart"/>
       <w:r>
-        <w:lastRenderedPageBreak/>
         <w:t>ip</w:t>
       </w:r>
       <w:proofErr w:type="spellEnd"/>
@@ -1749,7 +1758,7 @@
       </w:pPr>
       <w:r>
         <w:pict w14:anchorId="0F0B9F80">
-          <v:rect id="_x0000_i1090" style="width:0;height:1.5pt" o:hralign="center" o:hrstd="t" o:hr="t" fillcolor="#a0a0a0" stroked="f"/>
+          <v:rect id="_x0000_i1031" style="width:0;height:1.5pt" o:hralign="center" o:hrstd="t" o:hr="t" fillcolor="#a0a0a0" stroked="f"/>
         </w:pict>
       </w:r>
     </w:p>
@@ -1831,7 +1840,7 @@
       </w:pPr>
       <w:r>
         <w:pict w14:anchorId="4BF2B54F">
-          <v:rect id="_x0000_i1091" style="width:0;height:1.5pt" o:hralign="center" o:hrstd="t" o:hr="t" fillcolor="#a0a0a0" stroked="f"/>
+          <v:rect id="_x0000_i1032" style="width:0;height:1.5pt" o:hralign="center" o:hrstd="t" o:hr="t" fillcolor="#a0a0a0" stroked="f"/>
         </w:pict>
       </w:r>
     </w:p>
@@ -1872,13 +1881,8 @@
       <w:pPr>
         <w:ind w:left="720"/>
       </w:pPr>
-      <w:proofErr w:type="gramStart"/>
-      <w:r>
-        <w:t>Also</w:t>
-      </w:r>
-      <w:proofErr w:type="gramEnd"/>
-      <w:r>
-        <w:t xml:space="preserve"> from </w:t>
+      <w:r>
+        <w:t xml:space="preserve">Also from </w:t>
       </w:r>
       <w:r>
         <w:rPr>
@@ -1935,7 +1939,7 @@
       </w:pPr>
       <w:r>
         <w:pict w14:anchorId="3922804D">
-          <v:rect id="_x0000_i1092" style="width:0;height:1.5pt" o:hralign="center" o:hrstd="t" o:hr="t" fillcolor="#a0a0a0" stroked="f"/>
+          <v:rect id="_x0000_i1033" style="width:0;height:1.5pt" o:hralign="center" o:hrstd="t" o:hr="t" fillcolor="#a0a0a0" stroked="f"/>
         </w:pict>
       </w:r>
     </w:p>
@@ -1995,6 +1999,7 @@
         </w:numPr>
       </w:pPr>
       <w:r>
+        <w:lastRenderedPageBreak/>
         <w:t>route -n</w:t>
       </w:r>
     </w:p>
@@ -2123,22 +2128,13 @@
         <w:t>root user</w:t>
       </w:r>
       <w:r>
-        <w:t xml:space="preserve"> can delete or rename files inside that directory — even if others have </w:t>
-      </w:r>
-      <w:proofErr w:type="gramStart"/>
-      <w:r>
-        <w:t>write</w:t>
-      </w:r>
-      <w:proofErr w:type="gramEnd"/>
-      <w:r>
-        <w:t xml:space="preserve"> permission.</w:t>
-      </w:r>
-    </w:p>
-    <w:p>
-      <w:r>
-        <w:lastRenderedPageBreak/>
+        <w:t xml:space="preserve"> can delete or rename files inside that directory — even if others have write permission.</w:t>
+      </w:r>
+    </w:p>
+    <w:p>
+      <w:r>
         <w:pict w14:anchorId="0213EC7B">
-          <v:rect id="_x0000_i1139" style="width:0;height:1.5pt" o:hralign="center" o:hrstd="t" o:hr="t" fillcolor="#a0a0a0" stroked="f"/>
+          <v:rect id="_x0000_i1034" style="width:0;height:1.5pt" o:hralign="center" o:hrstd="t" o:hr="t" fillcolor="#a0a0a0" stroked="f"/>
         </w:pict>
       </w:r>
     </w:p>
@@ -2203,17 +2199,12 @@
     </w:p>
     <w:p>
       <w:proofErr w:type="spellStart"/>
-      <w:proofErr w:type="gramStart"/>
       <w:r>
         <w:t>drwxrwxrwt</w:t>
       </w:r>
       <w:proofErr w:type="spellEnd"/>
       <w:r>
-        <w:t xml:space="preserve">  10</w:t>
-      </w:r>
-      <w:proofErr w:type="gramEnd"/>
-      <w:r>
-        <w:t xml:space="preserve"> root </w:t>
+        <w:t xml:space="preserve">  10 root </w:t>
       </w:r>
       <w:proofErr w:type="spellStart"/>
       <w:r>
@@ -2247,7 +2238,7 @@
     <w:p>
       <w:r>
         <w:pict w14:anchorId="5163DD09">
-          <v:rect id="_x0000_i1140" style="width:0;height:1.5pt" o:hralign="center" o:hrstd="t" o:hr="t" fillcolor="#a0a0a0" stroked="f"/>
+          <v:rect id="_x0000_i1035" style="width:0;height:1.5pt" o:hralign="center" o:hrstd="t" o:hr="t" fillcolor="#a0a0a0" stroked="f"/>
         </w:pict>
       </w:r>
     </w:p>
@@ -2462,7 +2453,7 @@
     <w:p>
       <w:r>
         <w:pict w14:anchorId="7F237E81">
-          <v:rect id="_x0000_i1141" style="width:0;height:1.5pt" o:hralign="center" o:hrstd="t" o:hr="t" fillcolor="#a0a0a0" stroked="f"/>
+          <v:rect id="_x0000_i1036" style="width:0;height:1.5pt" o:hralign="center" o:hrstd="t" o:hr="t" fillcolor="#a0a0a0" stroked="f"/>
         </w:pict>
       </w:r>
     </w:p>
@@ -2483,33 +2474,23 @@
     </w:p>
     <w:p>
       <w:proofErr w:type="spellStart"/>
-      <w:proofErr w:type="gramStart"/>
       <w:r>
         <w:t>drwxrwxrwt</w:t>
       </w:r>
       <w:proofErr w:type="spellEnd"/>
       <w:r>
-        <w:t xml:space="preserve">  →</w:t>
-      </w:r>
-      <w:proofErr w:type="gramEnd"/>
-      <w:r>
-        <w:t xml:space="preserve"> t (execute permission present)</w:t>
+        <w:t xml:space="preserve">  → t (execute permission present)</w:t>
       </w:r>
       <w:r>
         <w:br/>
       </w:r>
       <w:proofErr w:type="spellStart"/>
-      <w:proofErr w:type="gramStart"/>
       <w:r>
         <w:t>drwxrwxrwT</w:t>
       </w:r>
       <w:proofErr w:type="spellEnd"/>
       <w:r>
-        <w:t xml:space="preserve">  →</w:t>
-      </w:r>
-      <w:proofErr w:type="gramEnd"/>
-      <w:r>
-        <w:t xml:space="preserve"> T (execute permission missing)</w:t>
+        <w:t xml:space="preserve">  → T (execute permission missing)</w:t>
       </w:r>
     </w:p>
     <w:p>
@@ -2537,8 +2518,9 @@
     </w:p>
     <w:p>
       <w:r>
+        <w:lastRenderedPageBreak/>
         <w:pict w14:anchorId="0FB922B6">
-          <v:rect id="_x0000_i1142" style="width:0;height:1.5pt" o:hralign="center" o:hrstd="t" o:hr="t" fillcolor="#a0a0a0" stroked="f"/>
+          <v:rect id="_x0000_i1037" style="width:0;height:1.5pt" o:hralign="center" o:hrstd="t" o:hr="t" fillcolor="#a0a0a0" stroked="f"/>
         </w:pict>
       </w:r>
     </w:p>
@@ -2618,7 +2600,7 @@
     <w:p>
       <w:r>
         <w:pict w14:anchorId="4C755FBB">
-          <v:rect id="_x0000_i1143" style="width:0;height:1.5pt" o:hralign="center" o:hrstd="t" o:hr="t" fillcolor="#a0a0a0" stroked="f"/>
+          <v:rect id="_x0000_i1038" style="width:0;height:1.5pt" o:hralign="center" o:hrstd="t" o:hr="t" fillcolor="#a0a0a0" stroked="f"/>
         </w:pict>
       </w:r>
     </w:p>
@@ -2652,7 +2634,6 @@
     <w:p>
       <w:proofErr w:type="spellStart"/>
       <w:r>
-        <w:lastRenderedPageBreak/>
         <w:t>chmod</w:t>
       </w:r>
       <w:proofErr w:type="spellEnd"/>
@@ -2720,7 +2701,7 @@
     <w:p>
       <w:r>
         <w:pict w14:anchorId="4DE66AF0">
-          <v:rect id="_x0000_i1144" style="width:0;height:1.5pt" o:hralign="center" o:hrstd="t" o:hr="t" fillcolor="#a0a0a0" stroked="f"/>
+          <v:rect id="_x0000_i1039" style="width:0;height:1.5pt" o:hralign="center" o:hrstd="t" o:hr="t" fillcolor="#a0a0a0" stroked="f"/>
         </w:pict>
       </w:r>
     </w:p>
@@ -2773,7 +2754,7 @@
     <w:p>
       <w:r>
         <w:pict w14:anchorId="1BA16982">
-          <v:rect id="_x0000_i1145" style="width:0;height:1.5pt" o:hralign="center" o:hrstd="t" o:hr="t" fillcolor="#a0a0a0" stroked="f"/>
+          <v:rect id="_x0000_i1040" style="width:0;height:1.5pt" o:hralign="center" o:hrstd="t" o:hr="t" fillcolor="#a0a0a0" stroked="f"/>
         </w:pict>
       </w:r>
     </w:p>
@@ -2849,6 +2830,2065 @@
       <w:proofErr w:type="spellEnd"/>
       <w:r>
         <w:t>.</w:t>
+      </w:r>
+    </w:p>
+    <w:p/>
+    <w:p/>
+    <w:p/>
+    <w:p/>
+    <w:p>
+      <w:pPr>
+        <w:rPr>
+          <w:b/>
+          <w:bCs/>
+        </w:rPr>
+      </w:pPr>
+    </w:p>
+    <w:p>
+      <w:pPr>
+        <w:rPr>
+          <w:b/>
+          <w:bCs/>
+          <w:sz w:val="48"/>
+          <w:szCs w:val="48"/>
+        </w:rPr>
+      </w:pPr>
+      <w:proofErr w:type="spellStart"/>
+      <w:r>
+        <w:rPr>
+          <w:b/>
+          <w:bCs/>
+          <w:sz w:val="48"/>
+          <w:szCs w:val="48"/>
+        </w:rPr>
+        <w:lastRenderedPageBreak/>
+        <w:t>linux</w:t>
+      </w:r>
+      <w:proofErr w:type="spellEnd"/>
+      <w:r>
+        <w:rPr>
+          <w:b/>
+          <w:bCs/>
+          <w:sz w:val="48"/>
+          <w:szCs w:val="48"/>
+        </w:rPr>
+        <w:t xml:space="preserve"> top interview questions and answers for experienced with Example</w:t>
+      </w:r>
+    </w:p>
+    <w:p/>
+    <w:p>
+      <w:pPr>
+        <w:rPr>
+          <w:b/>
+          <w:bCs/>
+        </w:rPr>
+      </w:pPr>
+      <w:r>
+        <w:rPr>
+          <w:b/>
+          <w:bCs/>
+        </w:rPr>
+        <w:t xml:space="preserve"> How to check Kernel Version of Linux OS?</w:t>
+      </w:r>
+    </w:p>
+    <w:p>
+      <w:proofErr w:type="spellStart"/>
+      <w:r>
+        <w:t>uname</w:t>
+      </w:r>
+      <w:proofErr w:type="spellEnd"/>
+      <w:r>
+        <w:t xml:space="preserve"> -r</w:t>
+      </w:r>
+    </w:p>
+    <w:p>
+      <w:r>
+        <w:rPr>
+          <w:b/>
+          <w:bCs/>
+        </w:rPr>
+        <w:t>Expected Output:</w:t>
+      </w:r>
+    </w:p>
+    <w:p>
+      <w:r>
+        <w:t>5.14.0-362.el9.x86_64</w:t>
+      </w:r>
+    </w:p>
+    <w:p>
+      <w:r>
+        <w:pict w14:anchorId="4FA6573C">
+          <v:rect id="_x0000_i1251" style="width:0;height:1.5pt" o:hralign="center" o:hrstd="t" o:hr="t" fillcolor="#a0a0a0" stroked="f"/>
+        </w:pict>
+      </w:r>
+    </w:p>
+    <w:p>
+      <w:pPr>
+        <w:rPr>
+          <w:b/>
+          <w:bCs/>
+        </w:rPr>
+      </w:pPr>
+      <w:r>
+        <w:rPr>
+          <w:b/>
+          <w:bCs/>
+        </w:rPr>
+        <w:t>2. How to check IP address of server?</w:t>
+      </w:r>
+    </w:p>
+    <w:p>
+      <w:proofErr w:type="spellStart"/>
+      <w:r>
+        <w:t>ip</w:t>
+      </w:r>
+      <w:proofErr w:type="spellEnd"/>
+      <w:r>
+        <w:t xml:space="preserve"> </w:t>
+      </w:r>
+      <w:proofErr w:type="spellStart"/>
+      <w:r>
+        <w:t>addr</w:t>
+      </w:r>
+      <w:proofErr w:type="spellEnd"/>
+    </w:p>
+    <w:p>
+      <w:r>
+        <w:rPr>
+          <w:b/>
+          <w:bCs/>
+        </w:rPr>
+        <w:t>Expected Output (snippet):</w:t>
+      </w:r>
+    </w:p>
+    <w:p>
+      <w:proofErr w:type="spellStart"/>
+      <w:r>
+        <w:t>inet</w:t>
+      </w:r>
+      <w:proofErr w:type="spellEnd"/>
+      <w:r>
+        <w:t xml:space="preserve"> 192.168.1.10/24</w:t>
+      </w:r>
+    </w:p>
+    <w:p>
+      <w:r>
+        <w:t>OR</w:t>
+      </w:r>
+    </w:p>
+    <w:p>
+      <w:r>
+        <w:t>hostname -I</w:t>
+      </w:r>
+    </w:p>
+    <w:p>
+      <w:r>
+        <w:t>192.168.1.10</w:t>
+      </w:r>
+    </w:p>
+    <w:p>
+      <w:r>
+        <w:pict w14:anchorId="3B6D73C3">
+          <v:rect id="_x0000_i1252" style="width:0;height:1.5pt" o:hralign="center" o:hrstd="t" o:hr="t" fillcolor="#a0a0a0" stroked="f"/>
+        </w:pict>
+      </w:r>
+    </w:p>
+    <w:p>
+      <w:pPr>
+        <w:rPr>
+          <w:b/>
+          <w:bCs/>
+        </w:rPr>
+      </w:pPr>
+      <w:r>
+        <w:rPr>
+          <w:b/>
+          <w:bCs/>
+        </w:rPr>
+        <w:t>3. How to check default gateway?</w:t>
+      </w:r>
+    </w:p>
+    <w:p>
+      <w:proofErr w:type="spellStart"/>
+      <w:r>
+        <w:t>ip</w:t>
+      </w:r>
+      <w:proofErr w:type="spellEnd"/>
+      <w:r>
+        <w:t xml:space="preserve"> route | grep default</w:t>
+      </w:r>
+      <w:r>
+        <w:t xml:space="preserve">  or route -</w:t>
+      </w:r>
+      <w:proofErr w:type="spellStart"/>
+      <w:r>
+        <w:t>vn</w:t>
+      </w:r>
+      <w:proofErr w:type="spellEnd"/>
+    </w:p>
+    <w:p>
+      <w:r>
+        <w:rPr>
+          <w:b/>
+          <w:bCs/>
+        </w:rPr>
+        <w:t>Expected Output:</w:t>
+      </w:r>
+    </w:p>
+    <w:p>
+      <w:r>
+        <w:t>default via 192.168.1.1 dev eth0</w:t>
+      </w:r>
+    </w:p>
+    <w:p>
+      <w:r>
+        <w:pict w14:anchorId="70FEC6F2">
+          <v:rect id="_x0000_i1253" style="width:0;height:1.5pt" o:hralign="center" o:hrstd="t" o:hr="t" fillcolor="#a0a0a0" stroked="f"/>
+        </w:pict>
+      </w:r>
+    </w:p>
+    <w:p>
+      <w:pPr>
+        <w:pStyle w:val="ListParagraph"/>
+        <w:numPr>
+          <w:ilvl w:val="0"/>
+          <w:numId w:val="8"/>
+        </w:numPr>
+        <w:rPr>
+          <w:b/>
+          <w:bCs/>
+        </w:rPr>
+      </w:pPr>
+      <w:r>
+        <w:rPr>
+          <w:b/>
+          <w:bCs/>
+        </w:rPr>
+        <w:t xml:space="preserve">What is </w:t>
+      </w:r>
+      <w:proofErr w:type="spellStart"/>
+      <w:r>
+        <w:rPr>
+          <w:b/>
+          <w:bCs/>
+        </w:rPr>
+        <w:t>ulimit</w:t>
+      </w:r>
+      <w:proofErr w:type="spellEnd"/>
+      <w:r>
+        <w:rPr>
+          <w:b/>
+          <w:bCs/>
+        </w:rPr>
+        <w:t>?</w:t>
+      </w:r>
+    </w:p>
+    <w:p>
+      <w:pPr>
+        <w:pStyle w:val="NormalWeb"/>
+        <w:ind w:left="360"/>
+      </w:pPr>
+      <w:proofErr w:type="spellStart"/>
+      <w:r>
+        <w:rPr>
+          <w:rStyle w:val="HTMLCode"/>
+          <w:rFonts w:eastAsiaTheme="majorEastAsia"/>
+        </w:rPr>
+        <w:t>ulimit</w:t>
+      </w:r>
+      <w:proofErr w:type="spellEnd"/>
+      <w:r>
+        <w:t xml:space="preserve"> is a built-in shell command used to </w:t>
+      </w:r>
+      <w:r>
+        <w:rPr>
+          <w:rStyle w:val="Strong"/>
+          <w:rFonts w:eastAsiaTheme="majorEastAsia"/>
+        </w:rPr>
+        <w:t>control and view resource limits</w:t>
+      </w:r>
+      <w:r>
+        <w:t xml:space="preserve"> for a user’s processes in Linux.</w:t>
+      </w:r>
+    </w:p>
+    <w:p>
+      <w:pPr>
+        <w:pStyle w:val="ListParagraph"/>
+        <w:rPr>
+          <w:b/>
+          <w:bCs/>
+        </w:rPr>
+      </w:pPr>
+    </w:p>
+    <w:p>
+      <w:proofErr w:type="spellStart"/>
+      <w:r>
+        <w:t>ulimit</w:t>
+      </w:r>
+      <w:proofErr w:type="spellEnd"/>
+      <w:r>
+        <w:t xml:space="preserve"> -a</w:t>
+      </w:r>
+    </w:p>
+    <w:p>
+      <w:r>
+        <w:rPr>
+          <w:b/>
+          <w:bCs/>
+        </w:rPr>
+        <w:t>Expected Output (snippet):</w:t>
+      </w:r>
+    </w:p>
+    <w:p>
+      <w:r>
+        <w:t>open files (-n) 1024</w:t>
+      </w:r>
+    </w:p>
+    <w:p>
+      <w:r>
+        <w:t>max user processes (-u) 4096</w:t>
+      </w:r>
+    </w:p>
+    <w:p>
+      <w:r>
+        <w:pict w14:anchorId="79231A36">
+          <v:rect id="_x0000_i1254" style="width:0;height:1.5pt" o:hralign="center" o:hrstd="t" o:hr="t" fillcolor="#a0a0a0" stroked="f"/>
+        </w:pict>
+      </w:r>
+    </w:p>
+    <w:p>
+      <w:pPr>
+        <w:rPr>
+          <w:b/>
+          <w:bCs/>
+        </w:rPr>
+      </w:pPr>
+      <w:r>
+        <w:rPr>
+          <w:b/>
+          <w:bCs/>
+        </w:rPr>
+        <w:lastRenderedPageBreak/>
+        <w:t>5. Which RPM created /etc/passwd?</w:t>
+      </w:r>
+    </w:p>
+    <w:p>
+      <w:r>
+        <w:t>rpm -</w:t>
+      </w:r>
+      <w:proofErr w:type="spellStart"/>
+      <w:r>
+        <w:t>qf</w:t>
+      </w:r>
+      <w:proofErr w:type="spellEnd"/>
+      <w:r>
+        <w:t xml:space="preserve"> /etc/passwd</w:t>
+      </w:r>
+    </w:p>
+    <w:p>
+      <w:r>
+        <w:rPr>
+          <w:b/>
+          <w:bCs/>
+        </w:rPr>
+        <w:t>Expected Output:</w:t>
+      </w:r>
+    </w:p>
+    <w:p>
+      <w:r>
+        <w:t>setup-2.13.7-1.el9.noarch</w:t>
+      </w:r>
+    </w:p>
+    <w:p>
+      <w:r>
+        <w:pict w14:anchorId="52B183D3">
+          <v:rect id="_x0000_i1255" style="width:0;height:1.5pt" o:hralign="center" o:hrstd="t" o:hr="t" fillcolor="#a0a0a0" stroked="f"/>
+        </w:pict>
+      </w:r>
+    </w:p>
+    <w:p>
+      <w:pPr>
+        <w:rPr>
+          <w:b/>
+          <w:bCs/>
+        </w:rPr>
+      </w:pPr>
+      <w:r>
+        <w:rPr>
+          <w:b/>
+          <w:bCs/>
+        </w:rPr>
+        <w:t>6. Disk still full after deleting 5GB file?</w:t>
+      </w:r>
+    </w:p>
+    <w:p>
+      <w:proofErr w:type="spellStart"/>
+      <w:r>
+        <w:t>lsof</w:t>
+      </w:r>
+      <w:proofErr w:type="spellEnd"/>
+      <w:r>
+        <w:t xml:space="preserve"> | grep deleted</w:t>
+      </w:r>
+    </w:p>
+    <w:p>
+      <w:r>
+        <w:rPr>
+          <w:b/>
+          <w:bCs/>
+        </w:rPr>
+        <w:t>Expected Output:</w:t>
+      </w:r>
+    </w:p>
+    <w:p>
+      <w:r>
+        <w:t>java 1234 user /var/log/app.log (deleted)</w:t>
+      </w:r>
+    </w:p>
+    <w:p>
+      <w:r>
+        <w:pict w14:anchorId="7F1B1961">
+          <v:rect id="_x0000_i1256" style="width:0;height:1.5pt" o:hralign="center" o:hrstd="t" o:hr="t" fillcolor="#a0a0a0" stroked="f"/>
+        </w:pict>
+      </w:r>
+    </w:p>
+    <w:p>
+      <w:pPr>
+        <w:rPr>
+          <w:b/>
+          <w:bCs/>
+        </w:rPr>
+      </w:pPr>
+      <w:r>
+        <w:rPr>
+          <w:b/>
+          <w:bCs/>
+        </w:rPr>
+        <w:t>7. How to SSH to server?</w:t>
+      </w:r>
+    </w:p>
+    <w:p>
+      <w:r>
+        <w:t>ssh user@192.168.1.10</w:t>
+      </w:r>
+    </w:p>
+    <w:p>
+      <w:r>
+        <w:rPr>
+          <w:b/>
+          <w:bCs/>
+        </w:rPr>
+        <w:t>Expected Output:</w:t>
+      </w:r>
+    </w:p>
+    <w:p>
+      <w:r>
+        <w:t>[</w:t>
+      </w:r>
+      <w:proofErr w:type="spellStart"/>
+      <w:r>
+        <w:t>user@server</w:t>
+      </w:r>
+      <w:proofErr w:type="spellEnd"/>
+      <w:r>
+        <w:t xml:space="preserve"> ~]$</w:t>
+      </w:r>
+    </w:p>
+    <w:p>
+      <w:r>
+        <w:pict w14:anchorId="4DA99560">
+          <v:rect id="_x0000_i1257" style="width:0;height:1.5pt" o:hralign="center" o:hrstd="t" o:hr="t" fillcolor="#a0a0a0" stroked="f"/>
+        </w:pict>
+      </w:r>
+    </w:p>
+    <w:p>
+      <w:pPr>
+        <w:rPr>
+          <w:b/>
+          <w:bCs/>
+        </w:rPr>
+      </w:pPr>
+      <w:r>
+        <w:rPr>
+          <w:b/>
+          <w:bCs/>
+        </w:rPr>
+        <w:t xml:space="preserve">8. </w:t>
+      </w:r>
+      <w:proofErr w:type="spellStart"/>
+      <w:r>
+        <w:rPr>
+          <w:b/>
+          <w:bCs/>
+        </w:rPr>
+        <w:t>sudo</w:t>
+      </w:r>
+      <w:proofErr w:type="spellEnd"/>
+      <w:r>
+        <w:rPr>
+          <w:b/>
+          <w:bCs/>
+        </w:rPr>
+        <w:t xml:space="preserve"> bash vs </w:t>
+      </w:r>
+      <w:proofErr w:type="spellStart"/>
+      <w:r>
+        <w:rPr>
+          <w:b/>
+          <w:bCs/>
+        </w:rPr>
+        <w:t>sudo</w:t>
+      </w:r>
+      <w:proofErr w:type="spellEnd"/>
+      <w:r>
+        <w:rPr>
+          <w:b/>
+          <w:bCs/>
+        </w:rPr>
+        <w:t xml:space="preserve"> </w:t>
+      </w:r>
+      <w:proofErr w:type="spellStart"/>
+      <w:r>
+        <w:rPr>
+          <w:b/>
+          <w:bCs/>
+        </w:rPr>
+        <w:t>su</w:t>
+      </w:r>
+      <w:proofErr w:type="spellEnd"/>
+      <w:r>
+        <w:rPr>
+          <w:b/>
+          <w:bCs/>
+        </w:rPr>
+        <w:t xml:space="preserve"> -</w:t>
+      </w:r>
+    </w:p>
+    <w:p>
+      <w:r>
+        <w:rPr>
+          <w:b/>
+          <w:bCs/>
+        </w:rPr>
+        <w:t xml:space="preserve">Expected </w:t>
+      </w:r>
+      <w:proofErr w:type="spellStart"/>
+      <w:r>
+        <w:rPr>
+          <w:b/>
+          <w:bCs/>
+        </w:rPr>
+        <w:t>Behavior</w:t>
+      </w:r>
+      <w:proofErr w:type="spellEnd"/>
+      <w:r>
+        <w:rPr>
+          <w:b/>
+          <w:bCs/>
+        </w:rPr>
+        <w:t>:</w:t>
+      </w:r>
+    </w:p>
+    <w:p>
+      <w:pPr>
+        <w:numPr>
+          <w:ilvl w:val="0"/>
+          <w:numId w:val="17"/>
+        </w:numPr>
+      </w:pPr>
+      <w:proofErr w:type="spellStart"/>
+      <w:r>
+        <w:t>sudo</w:t>
+      </w:r>
+      <w:proofErr w:type="spellEnd"/>
+      <w:r>
+        <w:t xml:space="preserve"> bash → keeps environment</w:t>
+      </w:r>
+    </w:p>
+    <w:p>
+      <w:pPr>
+        <w:numPr>
+          <w:ilvl w:val="0"/>
+          <w:numId w:val="17"/>
+        </w:numPr>
+      </w:pPr>
+      <w:proofErr w:type="spellStart"/>
+      <w:r>
+        <w:t>sudo</w:t>
+      </w:r>
+      <w:proofErr w:type="spellEnd"/>
+      <w:r>
+        <w:t xml:space="preserve"> </w:t>
+      </w:r>
+      <w:proofErr w:type="spellStart"/>
+      <w:r>
+        <w:t>su</w:t>
+      </w:r>
+      <w:proofErr w:type="spellEnd"/>
+      <w:r>
+        <w:t xml:space="preserve"> - → loads root profile</w:t>
+      </w:r>
+    </w:p>
+    <w:p>
+      <w:r>
+        <w:pict w14:anchorId="7DD45684">
+          <v:rect id="_x0000_i1258" style="width:0;height:1.5pt" o:hralign="center" o:hrstd="t" o:hr="t" fillcolor="#a0a0a0" stroked="f"/>
+        </w:pict>
+      </w:r>
+    </w:p>
+    <w:p>
+      <w:pPr>
+        <w:rPr>
+          <w:b/>
+          <w:bCs/>
+        </w:rPr>
+      </w:pPr>
+      <w:r>
+        <w:rPr>
+          <w:b/>
+          <w:bCs/>
+        </w:rPr>
+        <w:t>9. Use of ~/.</w:t>
+      </w:r>
+      <w:proofErr w:type="spellStart"/>
+      <w:r>
+        <w:rPr>
+          <w:b/>
+          <w:bCs/>
+        </w:rPr>
+        <w:t>bash_profile</w:t>
+      </w:r>
+      <w:proofErr w:type="spellEnd"/>
+      <w:r>
+        <w:rPr>
+          <w:b/>
+          <w:bCs/>
+        </w:rPr>
+        <w:t>?</w:t>
+      </w:r>
+    </w:p>
+    <w:p>
+      <w:r>
+        <w:rPr>
+          <w:b/>
+          <w:bCs/>
+        </w:rPr>
+        <w:t xml:space="preserve">Expected </w:t>
+      </w:r>
+      <w:proofErr w:type="spellStart"/>
+      <w:r>
+        <w:rPr>
+          <w:b/>
+          <w:bCs/>
+        </w:rPr>
+        <w:t>Behavior</w:t>
+      </w:r>
+      <w:proofErr w:type="spellEnd"/>
+      <w:r>
+        <w:rPr>
+          <w:b/>
+          <w:bCs/>
+        </w:rPr>
+        <w:t>:</w:t>
+      </w:r>
+      <w:r>
+        <w:t xml:space="preserve"> Executes at login</w:t>
+      </w:r>
+    </w:p>
+    <w:p>
+      <w:r>
+        <w:pict w14:anchorId="56081391">
+          <v:rect id="_x0000_i1259" style="width:0;height:1.5pt" o:hralign="center" o:hrstd="t" o:hr="t" fillcolor="#a0a0a0" stroked="f"/>
+        </w:pict>
+      </w:r>
+    </w:p>
+    <w:p>
+      <w:pPr>
+        <w:rPr>
+          <w:b/>
+          <w:bCs/>
+        </w:rPr>
+      </w:pPr>
+      <w:r>
+        <w:rPr>
+          <w:b/>
+          <w:bCs/>
+        </w:rPr>
+        <w:t>10. Create alias?</w:t>
+      </w:r>
+    </w:p>
+    <w:p>
+      <w:r>
+        <w:t xml:space="preserve">alias </w:t>
+      </w:r>
+      <w:proofErr w:type="spellStart"/>
+      <w:r>
+        <w:t>ll</w:t>
+      </w:r>
+      <w:proofErr w:type="spellEnd"/>
+      <w:r>
+        <w:t>='ls -</w:t>
+      </w:r>
+      <w:proofErr w:type="spellStart"/>
+      <w:r>
+        <w:t>lrt</w:t>
+      </w:r>
+      <w:proofErr w:type="spellEnd"/>
+      <w:r>
+        <w:t>'</w:t>
+      </w:r>
+    </w:p>
+    <w:p>
+      <w:r>
+        <w:rPr>
+          <w:b/>
+          <w:bCs/>
+        </w:rPr>
+        <w:t>Expected Output:</w:t>
+      </w:r>
+    </w:p>
+    <w:p>
+      <w:proofErr w:type="spellStart"/>
+      <w:r>
+        <w:t>ll</w:t>
+      </w:r>
+      <w:proofErr w:type="spellEnd"/>
+    </w:p>
+    <w:p>
+      <w:r>
+        <w:t>(total listing output)</w:t>
+      </w:r>
+    </w:p>
+    <w:p>
+      <w:r>
+        <w:pict w14:anchorId="0EE38735">
+          <v:rect id="_x0000_i1260" style="width:0;height:1.5pt" o:hralign="center" o:hrstd="t" o:hr="t" fillcolor="#a0a0a0" stroked="f"/>
+        </w:pict>
+      </w:r>
+    </w:p>
+    <w:p>
+      <w:pPr>
+        <w:rPr>
+          <w:b/>
+          <w:bCs/>
+        </w:rPr>
+      </w:pPr>
+      <w:r>
+        <w:rPr>
+          <w:b/>
+          <w:bCs/>
+        </w:rPr>
+        <w:t>11. Use of ~/.</w:t>
+      </w:r>
+      <w:proofErr w:type="spellStart"/>
+      <w:r>
+        <w:rPr>
+          <w:b/>
+          <w:bCs/>
+        </w:rPr>
+        <w:t>bashrc</w:t>
+      </w:r>
+      <w:proofErr w:type="spellEnd"/>
+      <w:r>
+        <w:rPr>
+          <w:b/>
+          <w:bCs/>
+        </w:rPr>
+        <w:t>?</w:t>
+      </w:r>
+    </w:p>
+    <w:p>
+      <w:r>
+        <w:rPr>
+          <w:b/>
+          <w:bCs/>
+        </w:rPr>
+        <w:t xml:space="preserve">Expected </w:t>
+      </w:r>
+      <w:proofErr w:type="spellStart"/>
+      <w:r>
+        <w:rPr>
+          <w:b/>
+          <w:bCs/>
+        </w:rPr>
+        <w:t>Behavior</w:t>
+      </w:r>
+      <w:proofErr w:type="spellEnd"/>
+      <w:r>
+        <w:rPr>
+          <w:b/>
+          <w:bCs/>
+        </w:rPr>
+        <w:t>:</w:t>
+      </w:r>
+      <w:r>
+        <w:t xml:space="preserve"> Executes for each shell</w:t>
+      </w:r>
+    </w:p>
+    <w:p>
+      <w:r>
+        <w:lastRenderedPageBreak/>
+        <w:pict w14:anchorId="49C6B473">
+          <v:rect id="_x0000_i1261" style="width:0;height:1.5pt" o:hralign="center" o:hrstd="t" o:hr="t" fillcolor="#a0a0a0" stroked="f"/>
+        </w:pict>
+      </w:r>
+    </w:p>
+    <w:p>
+      <w:pPr>
+        <w:rPr>
+          <w:b/>
+          <w:bCs/>
+        </w:rPr>
+      </w:pPr>
+      <w:r>
+        <w:rPr>
+          <w:b/>
+          <w:bCs/>
+        </w:rPr>
+        <w:t>12. Use of curl?</w:t>
+      </w:r>
+    </w:p>
+    <w:p>
+      <w:r>
+        <w:t>curl http://example.com</w:t>
+      </w:r>
+    </w:p>
+    <w:p>
+      <w:r>
+        <w:rPr>
+          <w:b/>
+          <w:bCs/>
+        </w:rPr>
+        <w:t>Expected Output:</w:t>
+      </w:r>
+      <w:r>
+        <w:t xml:space="preserve"> HTML response</w:t>
+      </w:r>
+    </w:p>
+    <w:p>
+      <w:r>
+        <w:pict w14:anchorId="67058275">
+          <v:rect id="_x0000_i1262" style="width:0;height:1.5pt" o:hralign="center" o:hrstd="t" o:hr="t" fillcolor="#a0a0a0" stroked="f"/>
+        </w:pict>
+      </w:r>
+    </w:p>
+    <w:p>
+      <w:pPr>
+        <w:rPr>
+          <w:b/>
+          <w:bCs/>
+        </w:rPr>
+      </w:pPr>
+      <w:r>
+        <w:rPr>
+          <w:b/>
+          <w:bCs/>
+        </w:rPr>
+        <w:t xml:space="preserve">13. Use of </w:t>
+      </w:r>
+      <w:proofErr w:type="spellStart"/>
+      <w:r>
+        <w:rPr>
+          <w:b/>
+          <w:bCs/>
+        </w:rPr>
+        <w:t>wget</w:t>
+      </w:r>
+      <w:proofErr w:type="spellEnd"/>
+      <w:r>
+        <w:rPr>
+          <w:b/>
+          <w:bCs/>
+        </w:rPr>
+        <w:t>?</w:t>
+      </w:r>
+    </w:p>
+    <w:p>
+      <w:proofErr w:type="spellStart"/>
+      <w:r>
+        <w:t>wget</w:t>
+      </w:r>
+      <w:proofErr w:type="spellEnd"/>
+      <w:r>
+        <w:t xml:space="preserve"> http://example.com/file.txt</w:t>
+      </w:r>
+    </w:p>
+    <w:p>
+      <w:r>
+        <w:rPr>
+          <w:b/>
+          <w:bCs/>
+        </w:rPr>
+        <w:t>Expected Output:</w:t>
+      </w:r>
+    </w:p>
+    <w:p>
+      <w:r>
+        <w:t>Saving to: 'file.txt'</w:t>
+      </w:r>
+    </w:p>
+    <w:p>
+      <w:r>
+        <w:pict w14:anchorId="596AA4CF">
+          <v:rect id="_x0000_i1263" style="width:0;height:1.5pt" o:hralign="center" o:hrstd="t" o:hr="t" fillcolor="#a0a0a0" stroked="f"/>
+        </w:pict>
+      </w:r>
+    </w:p>
+    <w:p>
+      <w:pPr>
+        <w:rPr>
+          <w:b/>
+          <w:bCs/>
+        </w:rPr>
+      </w:pPr>
+      <w:r>
+        <w:rPr>
+          <w:b/>
+          <w:bCs/>
+        </w:rPr>
+        <w:t>14. DNS config file?</w:t>
+      </w:r>
+    </w:p>
+    <w:p>
+      <w:r>
+        <w:t>cat /etc/</w:t>
+      </w:r>
+      <w:proofErr w:type="spellStart"/>
+      <w:r>
+        <w:t>resolv.conf</w:t>
+      </w:r>
+      <w:proofErr w:type="spellEnd"/>
+    </w:p>
+    <w:p>
+      <w:r>
+        <w:rPr>
+          <w:b/>
+          <w:bCs/>
+        </w:rPr>
+        <w:t>Expected Output:</w:t>
+      </w:r>
+    </w:p>
+    <w:p>
+      <w:r>
+        <w:t>nameserver 8.8.8.8</w:t>
+      </w:r>
+    </w:p>
+    <w:p>
+      <w:r>
+        <w:pict w14:anchorId="6B417F06">
+          <v:rect id="_x0000_i1264" style="width:0;height:1.5pt" o:hralign="center" o:hrstd="t" o:hr="t" fillcolor="#a0a0a0" stroked="f"/>
+        </w:pict>
+      </w:r>
+    </w:p>
+    <w:p>
+      <w:pPr>
+        <w:rPr>
+          <w:b/>
+          <w:bCs/>
+        </w:rPr>
+      </w:pPr>
+      <w:r>
+        <w:rPr>
+          <w:b/>
+          <w:bCs/>
+        </w:rPr>
+        <w:t>15. Use of /etc/hosts?</w:t>
+      </w:r>
+    </w:p>
+    <w:p>
+      <w:r>
+        <w:rPr>
+          <w:b/>
+          <w:bCs/>
+        </w:rPr>
+        <w:t>Expected Output:</w:t>
+      </w:r>
+    </w:p>
+    <w:p>
+      <w:r>
+        <w:t>127.0.0.1 localhost</w:t>
+      </w:r>
+    </w:p>
+    <w:p>
+      <w:r>
+        <w:t xml:space="preserve">192.168.1.10 </w:t>
+      </w:r>
+      <w:proofErr w:type="spellStart"/>
+      <w:r>
+        <w:t>myserver</w:t>
+      </w:r>
+      <w:proofErr w:type="spellEnd"/>
+    </w:p>
+    <w:p>
+      <w:r>
+        <w:pict w14:anchorId="4AB3039D">
+          <v:rect id="_x0000_i1265" style="width:0;height:1.5pt" o:hralign="center" o:hrstd="t" o:hr="t" fillcolor="#a0a0a0" stroked="f"/>
+        </w:pict>
+      </w:r>
+    </w:p>
+    <w:p>
+      <w:pPr>
+        <w:rPr>
+          <w:b/>
+          <w:bCs/>
+        </w:rPr>
+      </w:pPr>
+      <w:r>
+        <w:rPr>
+          <w:b/>
+          <w:bCs/>
+        </w:rPr>
+        <w:t>16. Use of w command?</w:t>
+      </w:r>
+    </w:p>
+    <w:p>
+      <w:r>
+        <w:t>w</w:t>
+      </w:r>
+    </w:p>
+    <w:p>
+      <w:r>
+        <w:rPr>
+          <w:b/>
+          <w:bCs/>
+        </w:rPr>
+        <w:t>Expected Output:</w:t>
+      </w:r>
+    </w:p>
+    <w:p>
+      <w:r>
+        <w:t>USER TTY FROM LOGIN@ IDLE</w:t>
+      </w:r>
+    </w:p>
+    <w:p>
+      <w:r>
+        <w:pict w14:anchorId="509E7061">
+          <v:rect id="_x0000_i1266" style="width:0;height:1.5pt" o:hralign="center" o:hrstd="t" o:hr="t" fillcolor="#a0a0a0" stroked="f"/>
+        </w:pict>
+      </w:r>
+    </w:p>
+    <w:p>
+      <w:pPr>
+        <w:rPr>
+          <w:b/>
+          <w:bCs/>
+        </w:rPr>
+      </w:pPr>
+      <w:r>
+        <w:rPr>
+          <w:b/>
+          <w:bCs/>
+        </w:rPr>
+        <w:t>17. Kill all processes of a user?</w:t>
+      </w:r>
+    </w:p>
+    <w:p>
+      <w:proofErr w:type="spellStart"/>
+      <w:r>
+        <w:t>pkill</w:t>
+      </w:r>
+      <w:proofErr w:type="spellEnd"/>
+      <w:r>
+        <w:t xml:space="preserve"> -u user</w:t>
+      </w:r>
+    </w:p>
+    <w:p>
+      <w:r>
+        <w:rPr>
+          <w:b/>
+          <w:bCs/>
+        </w:rPr>
+        <w:t>Expected Output:</w:t>
+      </w:r>
+      <w:r>
+        <w:t xml:space="preserve"> (no output if successful)</w:t>
+      </w:r>
+    </w:p>
+    <w:p>
+      <w:r>
+        <w:pict w14:anchorId="694A2AFA">
+          <v:rect id="_x0000_i1267" style="width:0;height:1.5pt" o:hralign="center" o:hrstd="t" o:hr="t" fillcolor="#a0a0a0" stroked="f"/>
+        </w:pict>
+      </w:r>
+    </w:p>
+    <w:p>
+      <w:pPr>
+        <w:rPr>
+          <w:b/>
+          <w:bCs/>
+        </w:rPr>
+      </w:pPr>
+      <w:r>
+        <w:rPr>
+          <w:b/>
+          <w:bCs/>
+        </w:rPr>
+        <w:t>18. Mount disk permanently?</w:t>
+      </w:r>
+    </w:p>
+    <w:p>
+      <w:r>
+        <w:t>cat /etc/</w:t>
+      </w:r>
+      <w:proofErr w:type="spellStart"/>
+      <w:r>
+        <w:t>fstab</w:t>
+      </w:r>
+      <w:proofErr w:type="spellEnd"/>
+    </w:p>
+    <w:p>
+      <w:r>
+        <w:rPr>
+          <w:b/>
+          <w:bCs/>
+        </w:rPr>
+        <w:lastRenderedPageBreak/>
+        <w:t>Expected Output:</w:t>
+      </w:r>
+    </w:p>
+    <w:p>
+      <w:r>
+        <w:t>/dev/sdb1 /data ext4 defaults 0 0</w:t>
+      </w:r>
+    </w:p>
+    <w:p>
+      <w:r>
+        <w:pict w14:anchorId="5D5FAEAE">
+          <v:rect id="_x0000_i1268" style="width:0;height:1.5pt" o:hralign="center" o:hrstd="t" o:hr="t" fillcolor="#a0a0a0" stroked="f"/>
+        </w:pict>
+      </w:r>
+    </w:p>
+    <w:p>
+      <w:pPr>
+        <w:rPr>
+          <w:b/>
+          <w:bCs/>
+        </w:rPr>
+      </w:pPr>
+      <w:r>
+        <w:rPr>
+          <w:b/>
+          <w:bCs/>
+        </w:rPr>
+        <w:t>19. Hidden files?</w:t>
+      </w:r>
+    </w:p>
+    <w:p>
+      <w:r>
+        <w:t>ls -la</w:t>
+      </w:r>
+    </w:p>
+    <w:p>
+      <w:r>
+        <w:rPr>
+          <w:b/>
+          <w:bCs/>
+        </w:rPr>
+        <w:t>Expected Output:</w:t>
+      </w:r>
+    </w:p>
+    <w:p>
+      <w:r>
+        <w:t>.</w:t>
+      </w:r>
+      <w:proofErr w:type="spellStart"/>
+      <w:r>
+        <w:t>bashrc</w:t>
+      </w:r>
+      <w:proofErr w:type="spellEnd"/>
+    </w:p>
+    <w:p>
+      <w:r>
+        <w:t>.profile</w:t>
+      </w:r>
+    </w:p>
+    <w:p>
+      <w:r>
+        <w:pict w14:anchorId="3ABD3EB3">
+          <v:rect id="_x0000_i1269" style="width:0;height:1.5pt" o:hralign="center" o:hrstd="t" o:hr="t" fillcolor="#a0a0a0" stroked="f"/>
+        </w:pict>
+      </w:r>
+    </w:p>
+    <w:p>
+      <w:pPr>
+        <w:rPr>
+          <w:b/>
+          <w:bCs/>
+        </w:rPr>
+      </w:pPr>
+      <w:r>
+        <w:rPr>
+          <w:b/>
+          <w:bCs/>
+        </w:rPr>
+        <w:t>20. Start process at startup?</w:t>
+      </w:r>
+    </w:p>
+    <w:p>
+      <w:proofErr w:type="spellStart"/>
+      <w:r>
+        <w:t>systemctl</w:t>
+      </w:r>
+      <w:proofErr w:type="spellEnd"/>
+      <w:r>
+        <w:t xml:space="preserve"> enable nginx</w:t>
+      </w:r>
+    </w:p>
+    <w:p>
+      <w:r>
+        <w:rPr>
+          <w:b/>
+          <w:bCs/>
+        </w:rPr>
+        <w:t>Expected Output:</w:t>
+      </w:r>
+    </w:p>
+    <w:p>
+      <w:r>
+        <w:t xml:space="preserve">Created </w:t>
+      </w:r>
+      <w:proofErr w:type="spellStart"/>
+      <w:r>
+        <w:t>symlink</w:t>
+      </w:r>
+      <w:proofErr w:type="spellEnd"/>
+    </w:p>
+    <w:p>
+      <w:r>
+        <w:pict w14:anchorId="091B2BAD">
+          <v:rect id="_x0000_i1270" style="width:0;height:1.5pt" o:hralign="center" o:hrstd="t" o:hr="t" fillcolor="#a0a0a0" stroked="f"/>
+        </w:pict>
+      </w:r>
+    </w:p>
+    <w:p>
+      <w:pPr>
+        <w:rPr>
+          <w:b/>
+          <w:bCs/>
+        </w:rPr>
+      </w:pPr>
+      <w:r>
+        <w:rPr>
+          <w:b/>
+          <w:bCs/>
+        </w:rPr>
+        <w:t>21. Nameless directory?</w:t>
+      </w:r>
+    </w:p>
+    <w:p>
+      <w:r>
+        <w:rPr>
+          <w:b/>
+          <w:bCs/>
+        </w:rPr>
+        <w:t>Expected Output:</w:t>
+      </w:r>
+    </w:p>
+    <w:p>
+      <w:r>
+        <w:t>. (current directory)</w:t>
+      </w:r>
+    </w:p>
+    <w:p>
+      <w:r>
+        <w:t>.. (parent directory)</w:t>
+      </w:r>
+    </w:p>
+    <w:p>
+      <w:r>
+        <w:pict w14:anchorId="72674CBC">
+          <v:rect id="_x0000_i1271" style="width:0;height:1.5pt" o:hralign="center" o:hrstd="t" o:hr="t" fillcolor="#a0a0a0" stroked="f"/>
+        </w:pict>
+      </w:r>
+    </w:p>
+    <w:p>
+      <w:pPr>
+        <w:rPr>
+          <w:b/>
+          <w:bCs/>
+        </w:rPr>
+      </w:pPr>
+      <w:r>
+        <w:rPr>
+          <w:b/>
+          <w:bCs/>
+        </w:rPr>
+        <w:t>22. Check free disk space?</w:t>
+      </w:r>
+    </w:p>
+    <w:p>
+      <w:proofErr w:type="spellStart"/>
+      <w:r>
+        <w:t>df</w:t>
+      </w:r>
+      <w:proofErr w:type="spellEnd"/>
+      <w:r>
+        <w:t xml:space="preserve"> -h</w:t>
+      </w:r>
+    </w:p>
+    <w:p>
+      <w:r>
+        <w:rPr>
+          <w:b/>
+          <w:bCs/>
+        </w:rPr>
+        <w:t>Expected Output:</w:t>
+      </w:r>
+    </w:p>
+    <w:p>
+      <w:r>
+        <w:t>Filesystem Size Used Avail Use%</w:t>
+      </w:r>
+    </w:p>
+    <w:p>
+      <w:r>
+        <w:pict w14:anchorId="7FF7ADAC">
+          <v:rect id="_x0000_i1272" style="width:0;height:1.5pt" o:hralign="center" o:hrstd="t" o:hr="t" fillcolor="#a0a0a0" stroked="f"/>
+        </w:pict>
+      </w:r>
+    </w:p>
+    <w:p>
+      <w:pPr>
+        <w:rPr>
+          <w:b/>
+          <w:bCs/>
+        </w:rPr>
+      </w:pPr>
+      <w:r>
+        <w:rPr>
+          <w:b/>
+          <w:bCs/>
+        </w:rPr>
+        <w:t>23. Manage services?</w:t>
+      </w:r>
+    </w:p>
+    <w:p>
+      <w:proofErr w:type="spellStart"/>
+      <w:r>
+        <w:t>systemctl</w:t>
+      </w:r>
+      <w:proofErr w:type="spellEnd"/>
+      <w:r>
+        <w:t xml:space="preserve"> status </w:t>
+      </w:r>
+      <w:proofErr w:type="spellStart"/>
+      <w:r>
+        <w:t>sshd</w:t>
+      </w:r>
+      <w:proofErr w:type="spellEnd"/>
+    </w:p>
+    <w:p>
+      <w:r>
+        <w:rPr>
+          <w:b/>
+          <w:bCs/>
+        </w:rPr>
+        <w:t>Expected Output:</w:t>
+      </w:r>
+    </w:p>
+    <w:p>
+      <w:r>
+        <w:t>Active: active (running)</w:t>
+      </w:r>
+    </w:p>
+    <w:p>
+      <w:r>
+        <w:pict w14:anchorId="5BCE968B">
+          <v:rect id="_x0000_i1273" style="width:0;height:1.5pt" o:hralign="center" o:hrstd="t" o:hr="t" fillcolor="#a0a0a0" stroked="f"/>
+        </w:pict>
+      </w:r>
+    </w:p>
+    <w:p>
+      <w:pPr>
+        <w:rPr>
+          <w:b/>
+          <w:bCs/>
+        </w:rPr>
+      </w:pPr>
+      <w:r>
+        <w:rPr>
+          <w:b/>
+          <w:bCs/>
+        </w:rPr>
+        <w:t>24. Check directory/file size?</w:t>
+      </w:r>
+    </w:p>
+    <w:p>
+      <w:r>
+        <w:t>du -</w:t>
+      </w:r>
+      <w:proofErr w:type="spellStart"/>
+      <w:r>
+        <w:t>sh</w:t>
+      </w:r>
+      <w:proofErr w:type="spellEnd"/>
+      <w:r>
+        <w:t xml:space="preserve"> *</w:t>
+      </w:r>
+    </w:p>
+    <w:p>
+      <w:r>
+        <w:rPr>
+          <w:b/>
+          <w:bCs/>
+        </w:rPr>
+        <w:lastRenderedPageBreak/>
+        <w:t>Expected Output:</w:t>
+      </w:r>
+    </w:p>
+    <w:p>
+      <w:r>
+        <w:t>1.2G logs</w:t>
+      </w:r>
+    </w:p>
+    <w:p>
+      <w:r>
+        <w:t>500M backup</w:t>
+      </w:r>
+    </w:p>
+    <w:p>
+      <w:r>
+        <w:pict w14:anchorId="1F724477">
+          <v:rect id="_x0000_i1274" style="width:0;height:1.5pt" o:hralign="center" o:hrstd="t" o:hr="t" fillcolor="#a0a0a0" stroked="f"/>
+        </w:pict>
+      </w:r>
+    </w:p>
+    <w:p>
+      <w:pPr>
+        <w:rPr>
+          <w:b/>
+          <w:bCs/>
+        </w:rPr>
+      </w:pPr>
+      <w:r>
+        <w:rPr>
+          <w:b/>
+          <w:bCs/>
+        </w:rPr>
+        <w:t>25. Check open ports?</w:t>
+      </w:r>
+    </w:p>
+    <w:p>
+      <w:r>
+        <w:t>ss -</w:t>
+      </w:r>
+      <w:proofErr w:type="spellStart"/>
+      <w:r>
+        <w:t>tulnp</w:t>
+      </w:r>
+      <w:proofErr w:type="spellEnd"/>
+    </w:p>
+    <w:p>
+      <w:r>
+        <w:rPr>
+          <w:b/>
+          <w:bCs/>
+        </w:rPr>
+        <w:t>Expected Output:</w:t>
+      </w:r>
+    </w:p>
+    <w:p>
+      <w:r>
+        <w:t>LISTEN 0 128 0.0.0.0:22</w:t>
+      </w:r>
+    </w:p>
+    <w:p>
+      <w:r>
+        <w:pict w14:anchorId="7DB94745">
+          <v:rect id="_x0000_i1275" style="width:0;height:1.5pt" o:hralign="center" o:hrstd="t" o:hr="t" fillcolor="#a0a0a0" stroked="f"/>
+        </w:pict>
+      </w:r>
+    </w:p>
+    <w:p>
+      <w:pPr>
+        <w:rPr>
+          <w:b/>
+          <w:bCs/>
+        </w:rPr>
+      </w:pPr>
+      <w:r>
+        <w:rPr>
+          <w:b/>
+          <w:bCs/>
+        </w:rPr>
+        <w:t>26. CPU usage of process?</w:t>
+      </w:r>
+    </w:p>
+    <w:p>
+      <w:r>
+        <w:t>top</w:t>
+      </w:r>
+    </w:p>
+    <w:p>
+      <w:r>
+        <w:rPr>
+          <w:b/>
+          <w:bCs/>
+        </w:rPr>
+        <w:t>Expected Output:</w:t>
+      </w:r>
+    </w:p>
+    <w:p>
+      <w:r>
+        <w:t>PID USER %CPU</w:t>
+      </w:r>
+    </w:p>
+    <w:p>
+      <w:r>
+        <w:pict w14:anchorId="47F00B31">
+          <v:rect id="_x0000_i1276" style="width:0;height:1.5pt" o:hralign="center" o:hrstd="t" o:hr="t" fillcolor="#a0a0a0" stroked="f"/>
+        </w:pict>
+      </w:r>
+    </w:p>
+    <w:p>
+      <w:pPr>
+        <w:rPr>
+          <w:b/>
+          <w:bCs/>
+        </w:rPr>
+      </w:pPr>
+      <w:r>
+        <w:rPr>
+          <w:b/>
+          <w:bCs/>
+        </w:rPr>
+        <w:t>27. Mount partitions?</w:t>
+      </w:r>
+    </w:p>
+    <w:p>
+      <w:r>
+        <w:t>mount /dev/sdb1 /</w:t>
+      </w:r>
+      <w:proofErr w:type="spellStart"/>
+      <w:r>
+        <w:t>mnt</w:t>
+      </w:r>
+      <w:proofErr w:type="spellEnd"/>
+    </w:p>
+    <w:p>
+      <w:r>
+        <w:rPr>
+          <w:b/>
+          <w:bCs/>
+        </w:rPr>
+        <w:t>Expected Output:</w:t>
+      </w:r>
+    </w:p>
+    <w:p>
+      <w:r>
+        <w:t>(no output if success)</w:t>
+      </w:r>
+    </w:p>
+    <w:p>
+      <w:r>
+        <w:pict w14:anchorId="5EEA2AA5">
+          <v:rect id="_x0000_i1277" style="width:0;height:1.5pt" o:hralign="center" o:hrstd="t" o:hr="t" fillcolor="#a0a0a0" stroked="f"/>
+        </w:pict>
+      </w:r>
+    </w:p>
+    <w:p>
+      <w:pPr>
+        <w:rPr>
+          <w:b/>
+          <w:bCs/>
+        </w:rPr>
+      </w:pPr>
+      <w:r>
+        <w:rPr>
+          <w:b/>
+          <w:bCs/>
+        </w:rPr>
+        <w:t>28. Unknown command usage?</w:t>
+      </w:r>
+    </w:p>
+    <w:p>
+      <w:r>
+        <w:t>man ls</w:t>
+      </w:r>
+    </w:p>
+    <w:p>
+      <w:r>
+        <w:rPr>
+          <w:b/>
+          <w:bCs/>
+        </w:rPr>
+        <w:t>Expected Output:</w:t>
+      </w:r>
+      <w:r>
+        <w:t xml:space="preserve"> Manual page</w:t>
+      </w:r>
+    </w:p>
+    <w:p>
+      <w:r>
+        <w:pict w14:anchorId="5872DF98">
+          <v:rect id="_x0000_i1278" style="width:0;height:1.5pt" o:hralign="center" o:hrstd="t" o:hr="t" fillcolor="#a0a0a0" stroked="f"/>
+        </w:pict>
+      </w:r>
+    </w:p>
+    <w:p>
+      <w:pPr>
+        <w:rPr>
+          <w:b/>
+          <w:bCs/>
+        </w:rPr>
+      </w:pPr>
+      <w:r>
+        <w:rPr>
+          <w:b/>
+          <w:bCs/>
+        </w:rPr>
+        <w:t>29. Check ACL?</w:t>
+      </w:r>
+    </w:p>
+    <w:p>
+      <w:proofErr w:type="spellStart"/>
+      <w:r>
+        <w:t>getfacl</w:t>
+      </w:r>
+      <w:proofErr w:type="spellEnd"/>
+      <w:r>
+        <w:t xml:space="preserve"> file</w:t>
+      </w:r>
+    </w:p>
+    <w:p>
+      <w:r>
+        <w:rPr>
+          <w:b/>
+          <w:bCs/>
+        </w:rPr>
+        <w:t>Expected Output:</w:t>
+      </w:r>
+    </w:p>
+    <w:p>
+      <w:r>
+        <w:t>user::</w:t>
+      </w:r>
+      <w:proofErr w:type="spellStart"/>
+      <w:r>
+        <w:t>rw</w:t>
+      </w:r>
+      <w:proofErr w:type="spellEnd"/>
+      <w:r>
+        <w:t>-</w:t>
+      </w:r>
+    </w:p>
+    <w:p>
+      <w:proofErr w:type="spellStart"/>
+      <w:r>
+        <w:t>user:john:r</w:t>
+      </w:r>
+      <w:proofErr w:type="spellEnd"/>
+      <w:r>
+        <w:t>--</w:t>
+      </w:r>
+    </w:p>
+    <w:p>
+      <w:r>
+        <w:pict w14:anchorId="49F8BA63">
+          <v:rect id="_x0000_i1279" style="width:0;height:1.5pt" o:hralign="center" o:hrstd="t" o:hr="t" fillcolor="#a0a0a0" stroked="f"/>
+        </w:pict>
+      </w:r>
+    </w:p>
+    <w:p>
+      <w:pPr>
+        <w:rPr>
+          <w:b/>
+          <w:bCs/>
+        </w:rPr>
+      </w:pPr>
+      <w:r>
+        <w:rPr>
+          <w:b/>
+          <w:bCs/>
+        </w:rPr>
+        <w:t>30. Check file attributes?</w:t>
+      </w:r>
+    </w:p>
+    <w:p>
+      <w:proofErr w:type="spellStart"/>
+      <w:r>
+        <w:t>lsattr</w:t>
+      </w:r>
+      <w:proofErr w:type="spellEnd"/>
+      <w:r>
+        <w:t xml:space="preserve"> file</w:t>
+      </w:r>
+    </w:p>
+    <w:p>
+      <w:r>
+        <w:rPr>
+          <w:b/>
+          <w:bCs/>
+        </w:rPr>
+        <w:lastRenderedPageBreak/>
+        <w:t>Expected Output:</w:t>
+      </w:r>
+    </w:p>
+    <w:p>
+      <w:r>
+        <w:t>----</w:t>
+      </w:r>
+      <w:proofErr w:type="spellStart"/>
+      <w:r>
+        <w:t>i</w:t>
+      </w:r>
+      <w:proofErr w:type="spellEnd"/>
+      <w:r>
+        <w:t>-------- file</w:t>
+      </w:r>
+    </w:p>
+    <w:p>
+      <w:r>
+        <w:pict w14:anchorId="66133E94">
+          <v:rect id="_x0000_i1280" style="width:0;height:1.5pt" o:hralign="center" o:hrstd="t" o:hr="t" fillcolor="#a0a0a0" stroked="f"/>
+        </w:pict>
+      </w:r>
+    </w:p>
+    <w:p>
+      <w:pPr>
+        <w:rPr>
+          <w:b/>
+          <w:bCs/>
+        </w:rPr>
+      </w:pPr>
+      <w:r>
+        <w:rPr>
+          <w:b/>
+          <w:bCs/>
+        </w:rPr>
+        <w:t>31. Remove execute permission from directory?</w:t>
+      </w:r>
+    </w:p>
+    <w:p>
+      <w:r>
+        <w:rPr>
+          <w:b/>
+          <w:bCs/>
+        </w:rPr>
+        <w:t>Expected Output:</w:t>
+      </w:r>
+    </w:p>
+    <w:p>
+      <w:r>
+        <w:t>cd: Permission denied</w:t>
+      </w:r>
+    </w:p>
+    <w:p>
+      <w:r>
+        <w:pict w14:anchorId="0B54B313">
+          <v:rect id="_x0000_i1281" style="width:0;height:1.5pt" o:hralign="center" o:hrstd="t" o:hr="t" fillcolor="#a0a0a0" stroked="f"/>
+        </w:pict>
+      </w:r>
+    </w:p>
+    <w:p>
+      <w:pPr>
+        <w:rPr>
+          <w:b/>
+          <w:bCs/>
+        </w:rPr>
+      </w:pPr>
+      <w:r>
+        <w:rPr>
+          <w:b/>
+          <w:bCs/>
+        </w:rPr>
+        <w:t xml:space="preserve">32. No space but </w:t>
+      </w:r>
+      <w:proofErr w:type="spellStart"/>
+      <w:r>
+        <w:rPr>
+          <w:b/>
+          <w:bCs/>
+        </w:rPr>
+        <w:t>df</w:t>
+      </w:r>
+      <w:proofErr w:type="spellEnd"/>
+      <w:r>
+        <w:rPr>
+          <w:b/>
+          <w:bCs/>
+        </w:rPr>
+        <w:t xml:space="preserve"> shows free?</w:t>
+      </w:r>
+    </w:p>
+    <w:p>
+      <w:proofErr w:type="spellStart"/>
+      <w:r>
+        <w:t>df</w:t>
+      </w:r>
+      <w:proofErr w:type="spellEnd"/>
+      <w:r>
+        <w:t xml:space="preserve"> -</w:t>
+      </w:r>
+      <w:proofErr w:type="spellStart"/>
+      <w:r>
+        <w:t>i</w:t>
+      </w:r>
+      <w:proofErr w:type="spellEnd"/>
+    </w:p>
+    <w:p>
+      <w:r>
+        <w:rPr>
+          <w:b/>
+          <w:bCs/>
+        </w:rPr>
+        <w:t>Expected Output:</w:t>
+      </w:r>
+    </w:p>
+    <w:p>
+      <w:proofErr w:type="spellStart"/>
+      <w:r>
+        <w:t>Inodes</w:t>
+      </w:r>
+      <w:proofErr w:type="spellEnd"/>
+      <w:r>
+        <w:t xml:space="preserve"> </w:t>
+      </w:r>
+      <w:proofErr w:type="spellStart"/>
+      <w:r>
+        <w:t>IUsed</w:t>
+      </w:r>
+      <w:proofErr w:type="spellEnd"/>
+      <w:r>
+        <w:t xml:space="preserve"> </w:t>
+      </w:r>
+      <w:proofErr w:type="spellStart"/>
+      <w:r>
+        <w:t>IFree</w:t>
+      </w:r>
+      <w:proofErr w:type="spellEnd"/>
+      <w:r>
+        <w:t xml:space="preserve"> </w:t>
+      </w:r>
+      <w:proofErr w:type="spellStart"/>
+      <w:r>
+        <w:t>IUse</w:t>
+      </w:r>
+      <w:proofErr w:type="spellEnd"/>
+      <w:r>
+        <w:t>%</w:t>
+      </w:r>
+    </w:p>
+    <w:p>
+      <w:r>
+        <w:pict w14:anchorId="4B668451">
+          <v:rect id="_x0000_i1282" style="width:0;height:1.5pt" o:hralign="center" o:hrstd="t" o:hr="t" fillcolor="#a0a0a0" stroked="f"/>
+        </w:pict>
+      </w:r>
+    </w:p>
+    <w:p>
+      <w:pPr>
+        <w:rPr>
+          <w:b/>
+          <w:bCs/>
+        </w:rPr>
+      </w:pPr>
+      <w:r>
+        <w:rPr>
+          <w:b/>
+          <w:bCs/>
+        </w:rPr>
+        <w:t>33. Virtual or Physical?</w:t>
+      </w:r>
+    </w:p>
+    <w:p>
+      <w:proofErr w:type="spellStart"/>
+      <w:r>
+        <w:t>virt</w:t>
+      </w:r>
+      <w:proofErr w:type="spellEnd"/>
+      <w:r>
+        <w:t>-what</w:t>
+      </w:r>
+    </w:p>
+    <w:p>
+      <w:r>
+        <w:rPr>
+          <w:b/>
+          <w:bCs/>
+        </w:rPr>
+        <w:t>Expected Output:</w:t>
+      </w:r>
+    </w:p>
+    <w:p>
+      <w:proofErr w:type="spellStart"/>
+      <w:r>
+        <w:t>kvm</w:t>
+      </w:r>
+      <w:proofErr w:type="spellEnd"/>
+    </w:p>
+    <w:p>
+      <w:r>
+        <w:pict w14:anchorId="36EEFBE8">
+          <v:rect id="_x0000_i1283" style="width:0;height:1.5pt" o:hralign="center" o:hrstd="t" o:hr="t" fillcolor="#a0a0a0" stroked="f"/>
+        </w:pict>
+      </w:r>
+    </w:p>
+    <w:p>
+      <w:pPr>
+        <w:rPr>
+          <w:b/>
+          <w:bCs/>
+        </w:rPr>
+      </w:pPr>
+      <w:r>
+        <w:rPr>
+          <w:b/>
+          <w:bCs/>
+        </w:rPr>
+        <w:t>34. Change owner and group?</w:t>
+      </w:r>
+    </w:p>
+    <w:p>
+      <w:proofErr w:type="spellStart"/>
+      <w:r>
+        <w:t>chown</w:t>
+      </w:r>
+      <w:proofErr w:type="spellEnd"/>
+      <w:r>
+        <w:t xml:space="preserve"> </w:t>
+      </w:r>
+      <w:proofErr w:type="spellStart"/>
+      <w:r>
+        <w:t>user:group</w:t>
+      </w:r>
+      <w:proofErr w:type="spellEnd"/>
+      <w:r>
+        <w:t xml:space="preserve"> file</w:t>
+      </w:r>
+    </w:p>
+    <w:p>
+      <w:r>
+        <w:rPr>
+          <w:b/>
+          <w:bCs/>
+        </w:rPr>
+        <w:t>Expected Output:</w:t>
+      </w:r>
+      <w:r>
+        <w:t xml:space="preserve"> (no output)</w:t>
+      </w:r>
+    </w:p>
+    <w:p>
+      <w:r>
+        <w:pict w14:anchorId="0942BD04">
+          <v:rect id="_x0000_i1284" style="width:0;height:1.5pt" o:hralign="center" o:hrstd="t" o:hr="t" fillcolor="#a0a0a0" stroked="f"/>
+        </w:pict>
+      </w:r>
+    </w:p>
+    <w:p>
+      <w:pPr>
+        <w:rPr>
+          <w:b/>
+          <w:bCs/>
+        </w:rPr>
+      </w:pPr>
+      <w:r>
+        <w:rPr>
+          <w:b/>
+          <w:bCs/>
+        </w:rPr>
+        <w:t xml:space="preserve">35. Use of </w:t>
+      </w:r>
+      <w:proofErr w:type="spellStart"/>
+      <w:r>
+        <w:rPr>
+          <w:b/>
+          <w:bCs/>
+        </w:rPr>
+        <w:t>nmap</w:t>
+      </w:r>
+      <w:proofErr w:type="spellEnd"/>
+      <w:r>
+        <w:rPr>
+          <w:b/>
+          <w:bCs/>
+        </w:rPr>
+        <w:t>?</w:t>
+      </w:r>
+    </w:p>
+    <w:p>
+      <w:proofErr w:type="spellStart"/>
+      <w:r>
+        <w:t>nmap</w:t>
+      </w:r>
+      <w:proofErr w:type="spellEnd"/>
+      <w:r>
+        <w:t xml:space="preserve"> localhost</w:t>
+      </w:r>
+    </w:p>
+    <w:p>
+      <w:r>
+        <w:rPr>
+          <w:b/>
+          <w:bCs/>
+        </w:rPr>
+        <w:t>Expected Output:</w:t>
+      </w:r>
+    </w:p>
+    <w:p>
+      <w:r>
+        <w:t>22/</w:t>
+      </w:r>
+      <w:proofErr w:type="spellStart"/>
+      <w:r>
+        <w:t>tcp</w:t>
+      </w:r>
+      <w:proofErr w:type="spellEnd"/>
+      <w:r>
+        <w:t xml:space="preserve"> open ssh</w:t>
+      </w:r>
+    </w:p>
+    <w:p>
+      <w:r>
+        <w:pict w14:anchorId="6059EBBD">
+          <v:rect id="_x0000_i1285" style="width:0;height:1.5pt" o:hralign="center" o:hrstd="t" o:hr="t" fillcolor="#a0a0a0" stroked="f"/>
+        </w:pict>
+      </w:r>
+    </w:p>
+    <w:p>
+      <w:pPr>
+        <w:rPr>
+          <w:b/>
+          <w:bCs/>
+        </w:rPr>
+      </w:pPr>
+      <w:r>
+        <w:rPr>
+          <w:b/>
+          <w:bCs/>
+        </w:rPr>
+        <w:t xml:space="preserve">36. Remove </w:t>
+      </w:r>
+      <w:proofErr w:type="spellStart"/>
+      <w:r>
+        <w:rPr>
+          <w:b/>
+          <w:bCs/>
+        </w:rPr>
+        <w:t>inode</w:t>
+      </w:r>
+      <w:proofErr w:type="spellEnd"/>
+      <w:r>
+        <w:rPr>
+          <w:b/>
+          <w:bCs/>
+        </w:rPr>
+        <w:t>?</w:t>
+      </w:r>
+    </w:p>
+    <w:p>
+      <w:r>
+        <w:t>rm file</w:t>
+      </w:r>
+    </w:p>
+    <w:p>
+      <w:r>
+        <w:rPr>
+          <w:b/>
+          <w:bCs/>
+        </w:rPr>
+        <w:t>Expected Output:</w:t>
       </w:r>
     </w:p>
     <w:p/>
@@ -2865,6 +4905,155 @@
 <file path=word/numbering.xml><?xml version="1.0" encoding="utf-8"?>
 <w:numbering xmlns:wpc="http://schemas.microsoft.com/office/word/2010/wordprocessingCanvas" xmlns:cx="http://schemas.microsoft.com/office/drawing/2014/chartex" xmlns:cx1="http://schemas.microsoft.com/office/drawing/2015/9/8/chartex" xmlns:cx2="http://schemas.microsoft.com/office/drawing/2015/10/21/chartex" xmlns:cx3="http://schemas.microsoft.com/office/drawing/2016/5/9/chartex" xmlns:cx4="http://schemas.microsoft.com/office/drawing/2016/5/10/chartex" xmlns:cx5="http://schemas.microsoft.com/office/drawing/2016/5/11/chartex" xmlns:cx6="http://schemas.microsoft.com/office/drawing/2016/5/12/chartex" xmlns:cx7="http://schemas.microsoft.com/office/drawing/2016/5/13/chartex" xmlns:cx8="http://schemas.microsoft.com/office/drawing/2016/5/14/chartex" xmlns:mc="http://schemas.openxmlformats.org/markup-compatibility/2006" xmlns:aink="http://schemas.microsoft.com/office/drawing/2016/ink" xmlns:am3d="http://schemas.microsoft.com/office/drawing/2017/model3d" xmlns:o="urn:schemas-microsoft-com:office:office" xmlns:oel="http://schemas.microsoft.com/office/2019/extlst" xmlns:r="http://schemas.openxmlformats.org/officeDocument/2006/relationships" xmlns:m="http://schemas.openxmlformats.org/officeDocument/2006/math" xmlns:v="urn:schemas-microsoft-com:vml" xmlns:wp14="http://schemas.microsoft.com/office/word/2010/wordprocessingDrawing" xmlns:wp="http://schemas.openxmlformats.org/drawingml/2006/wordprocessingDrawing" xmlns:w10="urn:schemas-microsoft-com:office:word" xmlns:w="http://schemas.openxmlformats.org/wordprocessingml/2006/main" xmlns:w14="http://schemas.microsoft.com/office/word/2010/wordml" xmlns:w15="http://schemas.microsoft.com/office/word/2012/wordml" xmlns:w16cex="http://schemas.microsoft.com/office/word/2018/wordml/cex" xmlns:w16cid="http://schemas.microsoft.com/office/word/2016/wordml/cid" xmlns:w16="http://schemas.microsoft.com/office/word/2018/wordml" xmlns:w16du="http://schemas.microsoft.com/office/word/2023/wordml/word16du" xmlns:w16sdtdh="http://schemas.microsoft.com/office/word/2020/wordml/sdtdatahash" xmlns:w16sdtfl="http://schemas.microsoft.com/office/word/2024/wordml/sdtformatlock" xmlns:w16se="http://schemas.microsoft.com/office/word/2015/wordml/symex" xmlns:wpg="http://schemas.microsoft.com/office/word/2010/wordprocessingGroup" xmlns:wpi="http://schemas.microsoft.com/office/word/2010/wordprocessingInk" xmlns:wne="http://schemas.microsoft.com/office/word/2006/wordml" xmlns:wps="http://schemas.microsoft.com/office/word/2010/wordprocessingShape" mc:Ignorable="w14 w15 w16se w16cid w16 w16cex w16sdtdh w16sdtfl w16du wp14">
   <w:abstractNum w:abstractNumId="0" w15:restartNumberingAfterBreak="0">
+    <w:nsid w:val="01C632B1"/>
+    <w:multiLevelType w:val="multilevel"/>
+    <w:tmpl w:val="DF50A01C"/>
+    <w:lvl w:ilvl="0">
+      <w:start w:val="1"/>
+      <w:numFmt w:val="bullet"/>
+      <w:lvlText w:val=""/>
+      <w:lvlJc w:val="left"/>
+      <w:pPr>
+        <w:tabs>
+          <w:tab w:val="num" w:pos="720"/>
+        </w:tabs>
+        <w:ind w:left="720" w:hanging="360"/>
+      </w:pPr>
+      <w:rPr>
+        <w:rFonts w:ascii="Symbol" w:hAnsi="Symbol" w:hint="default"/>
+        <w:sz w:val="20"/>
+      </w:rPr>
+    </w:lvl>
+    <w:lvl w:ilvl="1" w:tentative="1">
+      <w:start w:val="1"/>
+      <w:numFmt w:val="bullet"/>
+      <w:lvlText w:val="o"/>
+      <w:lvlJc w:val="left"/>
+      <w:pPr>
+        <w:tabs>
+          <w:tab w:val="num" w:pos="1440"/>
+        </w:tabs>
+        <w:ind w:left="1440" w:hanging="360"/>
+      </w:pPr>
+      <w:rPr>
+        <w:rFonts w:ascii="Courier New" w:hAnsi="Courier New" w:hint="default"/>
+        <w:sz w:val="20"/>
+      </w:rPr>
+    </w:lvl>
+    <w:lvl w:ilvl="2" w:tentative="1">
+      <w:start w:val="1"/>
+      <w:numFmt w:val="bullet"/>
+      <w:lvlText w:val=""/>
+      <w:lvlJc w:val="left"/>
+      <w:pPr>
+        <w:tabs>
+          <w:tab w:val="num" w:pos="2160"/>
+        </w:tabs>
+        <w:ind w:left="2160" w:hanging="360"/>
+      </w:pPr>
+      <w:rPr>
+        <w:rFonts w:ascii="Wingdings" w:hAnsi="Wingdings" w:hint="default"/>
+        <w:sz w:val="20"/>
+      </w:rPr>
+    </w:lvl>
+    <w:lvl w:ilvl="3" w:tentative="1">
+      <w:start w:val="1"/>
+      <w:numFmt w:val="bullet"/>
+      <w:lvlText w:val=""/>
+      <w:lvlJc w:val="left"/>
+      <w:pPr>
+        <w:tabs>
+          <w:tab w:val="num" w:pos="2880"/>
+        </w:tabs>
+        <w:ind w:left="2880" w:hanging="360"/>
+      </w:pPr>
+      <w:rPr>
+        <w:rFonts w:ascii="Wingdings" w:hAnsi="Wingdings" w:hint="default"/>
+        <w:sz w:val="20"/>
+      </w:rPr>
+    </w:lvl>
+    <w:lvl w:ilvl="4" w:tentative="1">
+      <w:start w:val="1"/>
+      <w:numFmt w:val="bullet"/>
+      <w:lvlText w:val=""/>
+      <w:lvlJc w:val="left"/>
+      <w:pPr>
+        <w:tabs>
+          <w:tab w:val="num" w:pos="3600"/>
+        </w:tabs>
+        <w:ind w:left="3600" w:hanging="360"/>
+      </w:pPr>
+      <w:rPr>
+        <w:rFonts w:ascii="Wingdings" w:hAnsi="Wingdings" w:hint="default"/>
+        <w:sz w:val="20"/>
+      </w:rPr>
+    </w:lvl>
+    <w:lvl w:ilvl="5" w:tentative="1">
+      <w:start w:val="1"/>
+      <w:numFmt w:val="bullet"/>
+      <w:lvlText w:val=""/>
+      <w:lvlJc w:val="left"/>
+      <w:pPr>
+        <w:tabs>
+          <w:tab w:val="num" w:pos="4320"/>
+        </w:tabs>
+        <w:ind w:left="4320" w:hanging="360"/>
+      </w:pPr>
+      <w:rPr>
+        <w:rFonts w:ascii="Wingdings" w:hAnsi="Wingdings" w:hint="default"/>
+        <w:sz w:val="20"/>
+      </w:rPr>
+    </w:lvl>
+    <w:lvl w:ilvl="6" w:tentative="1">
+      <w:start w:val="1"/>
+      <w:numFmt w:val="bullet"/>
+      <w:lvlText w:val=""/>
+      <w:lvlJc w:val="left"/>
+      <w:pPr>
+        <w:tabs>
+          <w:tab w:val="num" w:pos="5040"/>
+        </w:tabs>
+        <w:ind w:left="5040" w:hanging="360"/>
+      </w:pPr>
+      <w:rPr>
+        <w:rFonts w:ascii="Wingdings" w:hAnsi="Wingdings" w:hint="default"/>
+        <w:sz w:val="20"/>
+      </w:rPr>
+    </w:lvl>
+    <w:lvl w:ilvl="7" w:tentative="1">
+      <w:start w:val="1"/>
+      <w:numFmt w:val="bullet"/>
+      <w:lvlText w:val=""/>
+      <w:lvlJc w:val="left"/>
+      <w:pPr>
+        <w:tabs>
+          <w:tab w:val="num" w:pos="5760"/>
+        </w:tabs>
+        <w:ind w:left="5760" w:hanging="360"/>
+      </w:pPr>
+      <w:rPr>
+        <w:rFonts w:ascii="Wingdings" w:hAnsi="Wingdings" w:hint="default"/>
+        <w:sz w:val="20"/>
+      </w:rPr>
+    </w:lvl>
+    <w:lvl w:ilvl="8" w:tentative="1">
+      <w:start w:val="1"/>
+      <w:numFmt w:val="bullet"/>
+      <w:lvlText w:val=""/>
+      <w:lvlJc w:val="left"/>
+      <w:pPr>
+        <w:tabs>
+          <w:tab w:val="num" w:pos="6480"/>
+        </w:tabs>
+        <w:ind w:left="6480" w:hanging="360"/>
+      </w:pPr>
+      <w:rPr>
+        <w:rFonts w:ascii="Wingdings" w:hAnsi="Wingdings" w:hint="default"/>
+        <w:sz w:val="20"/>
+      </w:rPr>
+    </w:lvl>
+  </w:abstractNum>
+  <w:abstractNum w:abstractNumId="1" w15:restartNumberingAfterBreak="0">
     <w:nsid w:val="10B115A0"/>
     <w:multiLevelType w:val="multilevel"/>
     <w:tmpl w:val="9BC453D2"/>
@@ -3013,7 +5202,156 @@
       </w:rPr>
     </w:lvl>
   </w:abstractNum>
-  <w:abstractNum w:abstractNumId="1" w15:restartNumberingAfterBreak="0">
+  <w:abstractNum w:abstractNumId="2" w15:restartNumberingAfterBreak="0">
+    <w:nsid w:val="122E1049"/>
+    <w:multiLevelType w:val="multilevel"/>
+    <w:tmpl w:val="F9C249BC"/>
+    <w:lvl w:ilvl="0">
+      <w:start w:val="1"/>
+      <w:numFmt w:val="bullet"/>
+      <w:lvlText w:val=""/>
+      <w:lvlJc w:val="left"/>
+      <w:pPr>
+        <w:tabs>
+          <w:tab w:val="num" w:pos="720"/>
+        </w:tabs>
+        <w:ind w:left="720" w:hanging="360"/>
+      </w:pPr>
+      <w:rPr>
+        <w:rFonts w:ascii="Symbol" w:hAnsi="Symbol" w:hint="default"/>
+        <w:sz w:val="20"/>
+      </w:rPr>
+    </w:lvl>
+    <w:lvl w:ilvl="1" w:tentative="1">
+      <w:start w:val="1"/>
+      <w:numFmt w:val="bullet"/>
+      <w:lvlText w:val="o"/>
+      <w:lvlJc w:val="left"/>
+      <w:pPr>
+        <w:tabs>
+          <w:tab w:val="num" w:pos="1440"/>
+        </w:tabs>
+        <w:ind w:left="1440" w:hanging="360"/>
+      </w:pPr>
+      <w:rPr>
+        <w:rFonts w:ascii="Courier New" w:hAnsi="Courier New" w:hint="default"/>
+        <w:sz w:val="20"/>
+      </w:rPr>
+    </w:lvl>
+    <w:lvl w:ilvl="2" w:tentative="1">
+      <w:start w:val="1"/>
+      <w:numFmt w:val="bullet"/>
+      <w:lvlText w:val=""/>
+      <w:lvlJc w:val="left"/>
+      <w:pPr>
+        <w:tabs>
+          <w:tab w:val="num" w:pos="2160"/>
+        </w:tabs>
+        <w:ind w:left="2160" w:hanging="360"/>
+      </w:pPr>
+      <w:rPr>
+        <w:rFonts w:ascii="Wingdings" w:hAnsi="Wingdings" w:hint="default"/>
+        <w:sz w:val="20"/>
+      </w:rPr>
+    </w:lvl>
+    <w:lvl w:ilvl="3" w:tentative="1">
+      <w:start w:val="1"/>
+      <w:numFmt w:val="bullet"/>
+      <w:lvlText w:val=""/>
+      <w:lvlJc w:val="left"/>
+      <w:pPr>
+        <w:tabs>
+          <w:tab w:val="num" w:pos="2880"/>
+        </w:tabs>
+        <w:ind w:left="2880" w:hanging="360"/>
+      </w:pPr>
+      <w:rPr>
+        <w:rFonts w:ascii="Wingdings" w:hAnsi="Wingdings" w:hint="default"/>
+        <w:sz w:val="20"/>
+      </w:rPr>
+    </w:lvl>
+    <w:lvl w:ilvl="4" w:tentative="1">
+      <w:start w:val="1"/>
+      <w:numFmt w:val="bullet"/>
+      <w:lvlText w:val=""/>
+      <w:lvlJc w:val="left"/>
+      <w:pPr>
+        <w:tabs>
+          <w:tab w:val="num" w:pos="3600"/>
+        </w:tabs>
+        <w:ind w:left="3600" w:hanging="360"/>
+      </w:pPr>
+      <w:rPr>
+        <w:rFonts w:ascii="Wingdings" w:hAnsi="Wingdings" w:hint="default"/>
+        <w:sz w:val="20"/>
+      </w:rPr>
+    </w:lvl>
+    <w:lvl w:ilvl="5" w:tentative="1">
+      <w:start w:val="1"/>
+      <w:numFmt w:val="bullet"/>
+      <w:lvlText w:val=""/>
+      <w:lvlJc w:val="left"/>
+      <w:pPr>
+        <w:tabs>
+          <w:tab w:val="num" w:pos="4320"/>
+        </w:tabs>
+        <w:ind w:left="4320" w:hanging="360"/>
+      </w:pPr>
+      <w:rPr>
+        <w:rFonts w:ascii="Wingdings" w:hAnsi="Wingdings" w:hint="default"/>
+        <w:sz w:val="20"/>
+      </w:rPr>
+    </w:lvl>
+    <w:lvl w:ilvl="6" w:tentative="1">
+      <w:start w:val="1"/>
+      <w:numFmt w:val="bullet"/>
+      <w:lvlText w:val=""/>
+      <w:lvlJc w:val="left"/>
+      <w:pPr>
+        <w:tabs>
+          <w:tab w:val="num" w:pos="5040"/>
+        </w:tabs>
+        <w:ind w:left="5040" w:hanging="360"/>
+      </w:pPr>
+      <w:rPr>
+        <w:rFonts w:ascii="Wingdings" w:hAnsi="Wingdings" w:hint="default"/>
+        <w:sz w:val="20"/>
+      </w:rPr>
+    </w:lvl>
+    <w:lvl w:ilvl="7" w:tentative="1">
+      <w:start w:val="1"/>
+      <w:numFmt w:val="bullet"/>
+      <w:lvlText w:val=""/>
+      <w:lvlJc w:val="left"/>
+      <w:pPr>
+        <w:tabs>
+          <w:tab w:val="num" w:pos="5760"/>
+        </w:tabs>
+        <w:ind w:left="5760" w:hanging="360"/>
+      </w:pPr>
+      <w:rPr>
+        <w:rFonts w:ascii="Wingdings" w:hAnsi="Wingdings" w:hint="default"/>
+        <w:sz w:val="20"/>
+      </w:rPr>
+    </w:lvl>
+    <w:lvl w:ilvl="8" w:tentative="1">
+      <w:start w:val="1"/>
+      <w:numFmt w:val="bullet"/>
+      <w:lvlText w:val=""/>
+      <w:lvlJc w:val="left"/>
+      <w:pPr>
+        <w:tabs>
+          <w:tab w:val="num" w:pos="6480"/>
+        </w:tabs>
+        <w:ind w:left="6480" w:hanging="360"/>
+      </w:pPr>
+      <w:rPr>
+        <w:rFonts w:ascii="Wingdings" w:hAnsi="Wingdings" w:hint="default"/>
+        <w:sz w:val="20"/>
+      </w:rPr>
+    </w:lvl>
+  </w:abstractNum>
+  <w:abstractNum w:abstractNumId="3" w15:restartNumberingAfterBreak="0">
     <w:nsid w:val="149E351C"/>
     <w:multiLevelType w:val="hybridMultilevel"/>
     <w:tmpl w:val="A8DA5C2C"/>
@@ -3102,7 +5440,7 @@
       </w:pPr>
     </w:lvl>
   </w:abstractNum>
-  <w:abstractNum w:abstractNumId="2" w15:restartNumberingAfterBreak="0">
+  <w:abstractNum w:abstractNumId="4" w15:restartNumberingAfterBreak="0">
     <w:nsid w:val="1FD157D2"/>
     <w:multiLevelType w:val="multilevel"/>
     <w:tmpl w:val="AC5A7ED6"/>
@@ -3251,7 +5589,7 @@
       </w:rPr>
     </w:lvl>
   </w:abstractNum>
-  <w:abstractNum w:abstractNumId="3" w15:restartNumberingAfterBreak="0">
+  <w:abstractNum w:abstractNumId="5" w15:restartNumberingAfterBreak="0">
     <w:nsid w:val="28C833A0"/>
     <w:multiLevelType w:val="multilevel"/>
     <w:tmpl w:val="5CDAA550"/>
@@ -3400,7 +5738,7 @@
       </w:rPr>
     </w:lvl>
   </w:abstractNum>
-  <w:abstractNum w:abstractNumId="4" w15:restartNumberingAfterBreak="0">
+  <w:abstractNum w:abstractNumId="6" w15:restartNumberingAfterBreak="0">
     <w:nsid w:val="33562404"/>
     <w:multiLevelType w:val="multilevel"/>
     <w:tmpl w:val="A7527A1C"/>
@@ -3549,7 +5887,7 @@
       </w:rPr>
     </w:lvl>
   </w:abstractNum>
-  <w:abstractNum w:abstractNumId="5" w15:restartNumberingAfterBreak="0">
+  <w:abstractNum w:abstractNumId="7" w15:restartNumberingAfterBreak="0">
     <w:nsid w:val="3F183D0C"/>
     <w:multiLevelType w:val="multilevel"/>
     <w:tmpl w:val="8062D3C8"/>
@@ -3698,7 +6036,7 @@
       </w:rPr>
     </w:lvl>
   </w:abstractNum>
-  <w:abstractNum w:abstractNumId="6" w15:restartNumberingAfterBreak="0">
+  <w:abstractNum w:abstractNumId="8" w15:restartNumberingAfterBreak="0">
     <w:nsid w:val="45493C31"/>
     <w:multiLevelType w:val="multilevel"/>
     <w:tmpl w:val="B568E738"/>
@@ -3847,7 +6185,7 @@
       </w:rPr>
     </w:lvl>
   </w:abstractNum>
-  <w:abstractNum w:abstractNumId="7" w15:restartNumberingAfterBreak="0">
+  <w:abstractNum w:abstractNumId="9" w15:restartNumberingAfterBreak="0">
     <w:nsid w:val="49AC1EBB"/>
     <w:multiLevelType w:val="multilevel"/>
     <w:tmpl w:val="22F0D1E4"/>
@@ -3964,7 +6302,7 @@
       </w:pPr>
     </w:lvl>
   </w:abstractNum>
-  <w:abstractNum w:abstractNumId="8" w15:restartNumberingAfterBreak="0">
+  <w:abstractNum w:abstractNumId="10" w15:restartNumberingAfterBreak="0">
     <w:nsid w:val="57B7625F"/>
     <w:multiLevelType w:val="hybridMultilevel"/>
     <w:tmpl w:val="FF2CC374"/>
@@ -4053,7 +6391,7 @@
       </w:pPr>
     </w:lvl>
   </w:abstractNum>
-  <w:abstractNum w:abstractNumId="9" w15:restartNumberingAfterBreak="0">
+  <w:abstractNum w:abstractNumId="11" w15:restartNumberingAfterBreak="0">
     <w:nsid w:val="60A72A6A"/>
     <w:multiLevelType w:val="multilevel"/>
     <w:tmpl w:val="C6483880"/>
@@ -4202,7 +6540,7 @@
       </w:rPr>
     </w:lvl>
   </w:abstractNum>
-  <w:abstractNum w:abstractNumId="10" w15:restartNumberingAfterBreak="0">
+  <w:abstractNum w:abstractNumId="12" w15:restartNumberingAfterBreak="0">
     <w:nsid w:val="67626CF4"/>
     <w:multiLevelType w:val="multilevel"/>
     <w:tmpl w:val="40C08A3E"/>
@@ -4351,7 +6689,156 @@
       </w:rPr>
     </w:lvl>
   </w:abstractNum>
-  <w:abstractNum w:abstractNumId="11" w15:restartNumberingAfterBreak="0">
+  <w:abstractNum w:abstractNumId="13" w15:restartNumberingAfterBreak="0">
+    <w:nsid w:val="696A5957"/>
+    <w:multiLevelType w:val="multilevel"/>
+    <w:tmpl w:val="3698F0EC"/>
+    <w:lvl w:ilvl="0">
+      <w:start w:val="1"/>
+      <w:numFmt w:val="bullet"/>
+      <w:lvlText w:val=""/>
+      <w:lvlJc w:val="left"/>
+      <w:pPr>
+        <w:tabs>
+          <w:tab w:val="num" w:pos="720"/>
+        </w:tabs>
+        <w:ind w:left="720" w:hanging="360"/>
+      </w:pPr>
+      <w:rPr>
+        <w:rFonts w:ascii="Symbol" w:hAnsi="Symbol" w:hint="default"/>
+        <w:sz w:val="20"/>
+      </w:rPr>
+    </w:lvl>
+    <w:lvl w:ilvl="1" w:tentative="1">
+      <w:start w:val="1"/>
+      <w:numFmt w:val="bullet"/>
+      <w:lvlText w:val="o"/>
+      <w:lvlJc w:val="left"/>
+      <w:pPr>
+        <w:tabs>
+          <w:tab w:val="num" w:pos="1440"/>
+        </w:tabs>
+        <w:ind w:left="1440" w:hanging="360"/>
+      </w:pPr>
+      <w:rPr>
+        <w:rFonts w:ascii="Courier New" w:hAnsi="Courier New" w:hint="default"/>
+        <w:sz w:val="20"/>
+      </w:rPr>
+    </w:lvl>
+    <w:lvl w:ilvl="2" w:tentative="1">
+      <w:start w:val="1"/>
+      <w:numFmt w:val="bullet"/>
+      <w:lvlText w:val=""/>
+      <w:lvlJc w:val="left"/>
+      <w:pPr>
+        <w:tabs>
+          <w:tab w:val="num" w:pos="2160"/>
+        </w:tabs>
+        <w:ind w:left="2160" w:hanging="360"/>
+      </w:pPr>
+      <w:rPr>
+        <w:rFonts w:ascii="Wingdings" w:hAnsi="Wingdings" w:hint="default"/>
+        <w:sz w:val="20"/>
+      </w:rPr>
+    </w:lvl>
+    <w:lvl w:ilvl="3" w:tentative="1">
+      <w:start w:val="1"/>
+      <w:numFmt w:val="bullet"/>
+      <w:lvlText w:val=""/>
+      <w:lvlJc w:val="left"/>
+      <w:pPr>
+        <w:tabs>
+          <w:tab w:val="num" w:pos="2880"/>
+        </w:tabs>
+        <w:ind w:left="2880" w:hanging="360"/>
+      </w:pPr>
+      <w:rPr>
+        <w:rFonts w:ascii="Wingdings" w:hAnsi="Wingdings" w:hint="default"/>
+        <w:sz w:val="20"/>
+      </w:rPr>
+    </w:lvl>
+    <w:lvl w:ilvl="4" w:tentative="1">
+      <w:start w:val="1"/>
+      <w:numFmt w:val="bullet"/>
+      <w:lvlText w:val=""/>
+      <w:lvlJc w:val="left"/>
+      <w:pPr>
+        <w:tabs>
+          <w:tab w:val="num" w:pos="3600"/>
+        </w:tabs>
+        <w:ind w:left="3600" w:hanging="360"/>
+      </w:pPr>
+      <w:rPr>
+        <w:rFonts w:ascii="Wingdings" w:hAnsi="Wingdings" w:hint="default"/>
+        <w:sz w:val="20"/>
+      </w:rPr>
+    </w:lvl>
+    <w:lvl w:ilvl="5" w:tentative="1">
+      <w:start w:val="1"/>
+      <w:numFmt w:val="bullet"/>
+      <w:lvlText w:val=""/>
+      <w:lvlJc w:val="left"/>
+      <w:pPr>
+        <w:tabs>
+          <w:tab w:val="num" w:pos="4320"/>
+        </w:tabs>
+        <w:ind w:left="4320" w:hanging="360"/>
+      </w:pPr>
+      <w:rPr>
+        <w:rFonts w:ascii="Wingdings" w:hAnsi="Wingdings" w:hint="default"/>
+        <w:sz w:val="20"/>
+      </w:rPr>
+    </w:lvl>
+    <w:lvl w:ilvl="6" w:tentative="1">
+      <w:start w:val="1"/>
+      <w:numFmt w:val="bullet"/>
+      <w:lvlText w:val=""/>
+      <w:lvlJc w:val="left"/>
+      <w:pPr>
+        <w:tabs>
+          <w:tab w:val="num" w:pos="5040"/>
+        </w:tabs>
+        <w:ind w:left="5040" w:hanging="360"/>
+      </w:pPr>
+      <w:rPr>
+        <w:rFonts w:ascii="Wingdings" w:hAnsi="Wingdings" w:hint="default"/>
+        <w:sz w:val="20"/>
+      </w:rPr>
+    </w:lvl>
+    <w:lvl w:ilvl="7" w:tentative="1">
+      <w:start w:val="1"/>
+      <w:numFmt w:val="bullet"/>
+      <w:lvlText w:val=""/>
+      <w:lvlJc w:val="left"/>
+      <w:pPr>
+        <w:tabs>
+          <w:tab w:val="num" w:pos="5760"/>
+        </w:tabs>
+        <w:ind w:left="5760" w:hanging="360"/>
+      </w:pPr>
+      <w:rPr>
+        <w:rFonts w:ascii="Wingdings" w:hAnsi="Wingdings" w:hint="default"/>
+        <w:sz w:val="20"/>
+      </w:rPr>
+    </w:lvl>
+    <w:lvl w:ilvl="8" w:tentative="1">
+      <w:start w:val="1"/>
+      <w:numFmt w:val="bullet"/>
+      <w:lvlText w:val=""/>
+      <w:lvlJc w:val="left"/>
+      <w:pPr>
+        <w:tabs>
+          <w:tab w:val="num" w:pos="6480"/>
+        </w:tabs>
+        <w:ind w:left="6480" w:hanging="360"/>
+      </w:pPr>
+      <w:rPr>
+        <w:rFonts w:ascii="Wingdings" w:hAnsi="Wingdings" w:hint="default"/>
+        <w:sz w:val="20"/>
+      </w:rPr>
+    </w:lvl>
+  </w:abstractNum>
+  <w:abstractNum w:abstractNumId="14" w15:restartNumberingAfterBreak="0">
     <w:nsid w:val="72F74E25"/>
     <w:multiLevelType w:val="multilevel"/>
     <w:tmpl w:val="54A4A338"/>
@@ -4500,7 +6987,7 @@
       </w:rPr>
     </w:lvl>
   </w:abstractNum>
-  <w:abstractNum w:abstractNumId="12" w15:restartNumberingAfterBreak="0">
+  <w:abstractNum w:abstractNumId="15" w15:restartNumberingAfterBreak="0">
     <w:nsid w:val="7EF95BF6"/>
     <w:multiLevelType w:val="multilevel"/>
     <w:tmpl w:val="7EFAE3F2"/>
@@ -4649,7 +7136,7 @@
       </w:rPr>
     </w:lvl>
   </w:abstractNum>
-  <w:abstractNum w:abstractNumId="13" w15:restartNumberingAfterBreak="0">
+  <w:abstractNum w:abstractNumId="16" w15:restartNumberingAfterBreak="0">
     <w:nsid w:val="7FFD5695"/>
     <w:multiLevelType w:val="hybridMultilevel"/>
     <w:tmpl w:val="5B5A276E"/>
@@ -4739,46 +7226,55 @@
     </w:lvl>
   </w:abstractNum>
   <w:num w:numId="1" w16cid:durableId="1423991441">
+    <w:abstractNumId w:val="16"/>
+  </w:num>
+  <w:num w:numId="2" w16cid:durableId="1527016920">
+    <w:abstractNumId w:val="10"/>
+  </w:num>
+  <w:num w:numId="3" w16cid:durableId="352457560">
+    <w:abstractNumId w:val="3"/>
+  </w:num>
+  <w:num w:numId="4" w16cid:durableId="1289704229">
+    <w:abstractNumId w:val="5"/>
+  </w:num>
+  <w:num w:numId="5" w16cid:durableId="1963657653">
+    <w:abstractNumId w:val="12"/>
+  </w:num>
+  <w:num w:numId="6" w16cid:durableId="510028563">
+    <w:abstractNumId w:val="4"/>
+  </w:num>
+  <w:num w:numId="7" w16cid:durableId="603801536">
+    <w:abstractNumId w:val="15"/>
+  </w:num>
+  <w:num w:numId="8" w16cid:durableId="1289627386">
+    <w:abstractNumId w:val="9"/>
+  </w:num>
+  <w:num w:numId="9" w16cid:durableId="1808233119">
+    <w:abstractNumId w:val="11"/>
+  </w:num>
+  <w:num w:numId="10" w16cid:durableId="391394005">
+    <w:abstractNumId w:val="1"/>
+  </w:num>
+  <w:num w:numId="11" w16cid:durableId="7414558">
+    <w:abstractNumId w:val="8"/>
+  </w:num>
+  <w:num w:numId="12" w16cid:durableId="292634635">
+    <w:abstractNumId w:val="14"/>
+  </w:num>
+  <w:num w:numId="13" w16cid:durableId="308436539">
+    <w:abstractNumId w:val="6"/>
+  </w:num>
+  <w:num w:numId="14" w16cid:durableId="538128033">
+    <w:abstractNumId w:val="7"/>
+  </w:num>
+  <w:num w:numId="15" w16cid:durableId="532310469">
+    <w:abstractNumId w:val="2"/>
+  </w:num>
+  <w:num w:numId="16" w16cid:durableId="727994697">
     <w:abstractNumId w:val="13"/>
   </w:num>
-  <w:num w:numId="2" w16cid:durableId="1527016920">
-    <w:abstractNumId w:val="8"/>
-  </w:num>
-  <w:num w:numId="3" w16cid:durableId="352457560">
-    <w:abstractNumId w:val="1"/>
-  </w:num>
-  <w:num w:numId="4" w16cid:durableId="1289704229">
-    <w:abstractNumId w:val="3"/>
-  </w:num>
-  <w:num w:numId="5" w16cid:durableId="1963657653">
-    <w:abstractNumId w:val="10"/>
-  </w:num>
-  <w:num w:numId="6" w16cid:durableId="510028563">
-    <w:abstractNumId w:val="2"/>
-  </w:num>
-  <w:num w:numId="7" w16cid:durableId="603801536">
-    <w:abstractNumId w:val="12"/>
-  </w:num>
-  <w:num w:numId="8" w16cid:durableId="1289627386">
-    <w:abstractNumId w:val="7"/>
-  </w:num>
-  <w:num w:numId="9" w16cid:durableId="1808233119">
-    <w:abstractNumId w:val="9"/>
-  </w:num>
-  <w:num w:numId="10" w16cid:durableId="391394005">
+  <w:num w:numId="17" w16cid:durableId="1814908301">
     <w:abstractNumId w:val="0"/>
-  </w:num>
-  <w:num w:numId="11" w16cid:durableId="7414558">
-    <w:abstractNumId w:val="6"/>
-  </w:num>
-  <w:num w:numId="12" w16cid:durableId="292634635">
-    <w:abstractNumId w:val="11"/>
-  </w:num>
-  <w:num w:numId="13" w16cid:durableId="308436539">
-    <w:abstractNumId w:val="4"/>
-  </w:num>
-  <w:num w:numId="14" w16cid:durableId="538128033">
-    <w:abstractNumId w:val="5"/>
   </w:num>
 </w:numbering>
 </file>
@@ -5699,6 +8195,49 @@
       <w:spacing w:val="5"/>
     </w:rPr>
   </w:style>
+  <w:style w:type="paragraph" w:styleId="NormalWeb">
+    <w:name w:val="Normal (Web)"/>
+    <w:basedOn w:val="Normal"/>
+    <w:uiPriority w:val="99"/>
+    <w:semiHidden/>
+    <w:unhideWhenUsed/>
+    <w:rsid w:val="00903E05"/>
+    <w:pPr>
+      <w:spacing w:before="100" w:beforeAutospacing="1" w:after="100" w:afterAutospacing="1" w:line="240" w:lineRule="auto"/>
+    </w:pPr>
+    <w:rPr>
+      <w:rFonts w:ascii="Times New Roman" w:eastAsia="Times New Roman" w:hAnsi="Times New Roman" w:cs="Times New Roman"/>
+      <w:kern w:val="0"/>
+      <w:sz w:val="24"/>
+      <w:szCs w:val="24"/>
+      <w:lang w:eastAsia="en-IN"/>
+      <w14:ligatures w14:val="none"/>
+    </w:rPr>
+  </w:style>
+  <w:style w:type="character" w:styleId="HTMLCode">
+    <w:name w:val="HTML Code"/>
+    <w:basedOn w:val="DefaultParagraphFont"/>
+    <w:uiPriority w:val="99"/>
+    <w:semiHidden/>
+    <w:unhideWhenUsed/>
+    <w:rsid w:val="00903E05"/>
+    <w:rPr>
+      <w:rFonts w:ascii="Courier New" w:eastAsia="Times New Roman" w:hAnsi="Courier New" w:cs="Courier New"/>
+      <w:sz w:val="20"/>
+      <w:szCs w:val="20"/>
+    </w:rPr>
+  </w:style>
+  <w:style w:type="character" w:styleId="Strong">
+    <w:name w:val="Strong"/>
+    <w:basedOn w:val="DefaultParagraphFont"/>
+    <w:uiPriority w:val="22"/>
+    <w:qFormat/>
+    <w:rsid w:val="00903E05"/>
+    <w:rPr>
+      <w:b/>
+      <w:bCs/>
+    </w:rPr>
+  </w:style>
 </w:styles>
 </file>
 
